--- a/All_About.docx
+++ b/All_About.docx
@@ -4,26 +4,14 @@
   <w:body>
     <w:p>
       <w:r>
-        <w:t xml:space="preserve">That's correct — and this is </w:t>
-      </w:r>
-      <w:proofErr w:type="gramStart"/>
-      <w:r>
-        <w:t xml:space="preserve">actually </w:t>
+        <w:t xml:space="preserve">That's correct — and this is actually </w:t>
       </w:r>
       <w:r>
         <w:rPr>
           <w:b/>
           <w:bCs/>
         </w:rPr>
-        <w:t>good</w:t>
-      </w:r>
-      <w:proofErr w:type="gramEnd"/>
-      <w:r>
-        <w:rPr>
-          <w:b/>
-          <w:bCs/>
-        </w:rPr>
-        <w:t xml:space="preserve"> news</w:t>
+        <w:t>good news</w:t>
       </w:r>
       <w:r>
         <w:t xml:space="preserve">! What you're seeing is </w:t>
@@ -139,30 +127,17 @@
         <w:t xml:space="preserve">docker build -t </w:t>
       </w:r>
       <w:proofErr w:type="spellStart"/>
-      <w:proofErr w:type="gramStart"/>
       <w:r>
         <w:t>yourapp</w:t>
       </w:r>
       <w:proofErr w:type="spellEnd"/>
       <w:r>
-        <w:t xml:space="preserve"> .</w:t>
-      </w:r>
-      <w:proofErr w:type="gramEnd"/>
-      <w:r>
-        <w:t xml:space="preserve">       # ← needs Docker Desktop running</w:t>
-      </w:r>
-    </w:p>
-    <w:p>
-      <w:r>
-        <w:t xml:space="preserve">docker </w:t>
-      </w:r>
-      <w:proofErr w:type="gramStart"/>
-      <w:r>
-        <w:t>run -p</w:t>
-      </w:r>
-      <w:proofErr w:type="gramEnd"/>
-      <w:r>
-        <w:t xml:space="preserve"> 8080:8080 </w:t>
+        <w:t xml:space="preserve"> .       # ← needs Docker Desktop running</w:t>
+      </w:r>
+    </w:p>
+    <w:p>
+      <w:r>
+        <w:t xml:space="preserve">docker run -p 8080:8080 </w:t>
       </w:r>
       <w:proofErr w:type="spellStart"/>
       <w:r>
@@ -373,13 +348,8 @@
     </w:p>
     <w:p>
       <w:r>
-        <w:t xml:space="preserve">    branches: [ "main</w:t>
-      </w:r>
-      <w:proofErr w:type="gramStart"/>
-      <w:r>
-        <w:t>" ]</w:t>
-      </w:r>
-      <w:proofErr w:type="gramEnd"/>
+        <w:t xml:space="preserve">    branches: [ "main" ]</w:t>
+      </w:r>
     </w:p>
     <w:p>
       <w:r>
@@ -396,13 +366,8 @@
     </w:p>
     <w:p>
       <w:r>
-        <w:t xml:space="preserve">    branches: [ "main</w:t>
-      </w:r>
-      <w:proofErr w:type="gramStart"/>
-      <w:r>
-        <w:t>" ]</w:t>
-      </w:r>
-      <w:proofErr w:type="gramEnd"/>
+        <w:t xml:space="preserve">    branches: [ "main" ]</w:t>
+      </w:r>
     </w:p>
     <w:p>
       <w:r>
@@ -808,15 +773,7 @@
     </w:p>
     <w:p>
       <w:r>
-        <w:t xml:space="preserve">  needs: build-and-</w:t>
-      </w:r>
-      <w:proofErr w:type="gramStart"/>
-      <w:r>
-        <w:t>test  #</w:t>
-      </w:r>
-      <w:proofErr w:type="gramEnd"/>
-      <w:r>
-        <w:t xml:space="preserve"> ← only runs if Job 1 passes</w:t>
+        <w:t xml:space="preserve">  needs: build-and-test  # ← only runs if Job 1 passes</w:t>
       </w:r>
     </w:p>
     <w:p>
@@ -1100,29 +1057,16 @@
     <w:p>
       <w:proofErr w:type="spellStart"/>
       <w:r>
-        <w:t>dotnet-</w:t>
-      </w:r>
-      <w:proofErr w:type="gramStart"/>
-      <w:r>
-        <w:t>app:latest</w:t>
+        <w:t>dotnet-app:latest</w:t>
       </w:r>
       <w:proofErr w:type="spellEnd"/>
-      <w:proofErr w:type="gramEnd"/>
       <w:r>
         <w:t xml:space="preserve">        ← always points to the most recent build</w:t>
       </w:r>
     </w:p>
     <w:p>
       <w:r>
-        <w:t>dotnet-</w:t>
-      </w:r>
-      <w:proofErr w:type="gramStart"/>
-      <w:r>
-        <w:t>app:sha</w:t>
-      </w:r>
-      <w:proofErr w:type="gramEnd"/>
-      <w:r>
-        <w:t>-abc123    ← pinpoints the exact commit (for rollback)</w:t>
+        <w:t>dotnet-app:sha-abc123    ← pinpoints the exact commit (for rollback)</w:t>
       </w:r>
     </w:p>
     <w:p>
@@ -1154,23 +1098,13 @@
     </w:p>
     <w:p>
       <w:r>
-        <w:t>cache-</w:t>
-      </w:r>
-      <w:proofErr w:type="gramStart"/>
-      <w:r>
-        <w:t>to:</w:t>
-      </w:r>
-      <w:proofErr w:type="gramEnd"/>
-      <w:r>
-        <w:t xml:space="preserve"> type=</w:t>
+        <w:t>cache-to: type=</w:t>
       </w:r>
       <w:proofErr w:type="spellStart"/>
-      <w:proofErr w:type="gramStart"/>
       <w:r>
         <w:t>gha,mode</w:t>
       </w:r>
       <w:proofErr w:type="spellEnd"/>
-      <w:proofErr w:type="gramEnd"/>
       <w:r>
         <w:t>=max</w:t>
       </w:r>
@@ -1233,13 +1167,8 @@
         <w:t xml:space="preserve"> == 'refs/heads/main' &amp;&amp; </w:t>
       </w:r>
       <w:proofErr w:type="spellStart"/>
-      <w:proofErr w:type="gramStart"/>
-      <w:r>
-        <w:t>github.event</w:t>
-      </w:r>
-      <w:proofErr w:type="gramEnd"/>
-      <w:r>
-        <w:t>_name</w:t>
+      <w:r>
+        <w:t>github.event_name</w:t>
       </w:r>
       <w:proofErr w:type="spellEnd"/>
       <w:r>
@@ -1253,15 +1182,7 @@
     </w:p>
     <w:p>
       <w:r>
-        <w:t xml:space="preserve">Three conditions must all be true before </w:t>
-      </w:r>
-      <w:proofErr w:type="gramStart"/>
-      <w:r>
-        <w:t>this runs</w:t>
-      </w:r>
-      <w:proofErr w:type="gramEnd"/>
-      <w:r>
-        <w:t>:</w:t>
+        <w:t>Three conditions must all be true before this runs:</w:t>
       </w:r>
     </w:p>
     <w:p>
@@ -1338,41 +1259,17 @@
     </w:p>
     <w:p>
       <w:r>
-        <w:t>Option A → AWS ECS</w:t>
-      </w:r>
-      <w:proofErr w:type="gramStart"/>
-      <w:r>
-        <w:t xml:space="preserve">   (</w:t>
-      </w:r>
-      <w:proofErr w:type="gramEnd"/>
-      <w:r>
-        <w:t>update-service command)</w:t>
-      </w:r>
-    </w:p>
-    <w:p>
-      <w:r>
-        <w:t xml:space="preserve">Option B → Azure App </w:t>
-      </w:r>
-      <w:proofErr w:type="gramStart"/>
-      <w:r>
-        <w:t>Service  (</w:t>
-      </w:r>
-      <w:proofErr w:type="gramEnd"/>
-      <w:r>
-        <w:t>azure/webapps-deploy action)</w:t>
-      </w:r>
-    </w:p>
-    <w:p>
-      <w:r>
-        <w:t xml:space="preserve">Option C → SSH </w:t>
-      </w:r>
-      <w:proofErr w:type="gramStart"/>
-      <w:r>
-        <w:t>deploy  (</w:t>
-      </w:r>
-      <w:proofErr w:type="gramEnd"/>
-      <w:r>
-        <w:t>generic, any server)</w:t>
+        <w:t>Option A → AWS ECS   (update-service command)</w:t>
+      </w:r>
+    </w:p>
+    <w:p>
+      <w:r>
+        <w:t>Option B → Azure App Service  (azure/webapps-deploy action)</w:t>
+      </w:r>
+    </w:p>
+    <w:p>
+      <w:r>
+        <w:t>Option C → SSH deploy  (generic, any server)</w:t>
       </w:r>
     </w:p>
     <w:p>
@@ -1409,15 +1306,7 @@
     </w:p>
     <w:p>
       <w:r>
-        <w:t xml:space="preserve">  environment: </w:t>
-      </w:r>
-      <w:proofErr w:type="gramStart"/>
-      <w:r>
-        <w:t>production  #</w:t>
-      </w:r>
-      <w:proofErr w:type="gramEnd"/>
-      <w:r>
-        <w:t xml:space="preserve"> ← has required reviewers set</w:t>
+        <w:t xml:space="preserve">  environment: production  # ← has required reviewers set</w:t>
       </w:r>
     </w:p>
     <w:p>
@@ -1437,15 +1326,7 @@
     </w:p>
     <w:p>
       <w:r>
-        <w:t xml:space="preserve">Staging </w:t>
-      </w:r>
-      <w:proofErr w:type="gramStart"/>
-      <w:r>
-        <w:t>deploy</w:t>
-      </w:r>
-      <w:proofErr w:type="gramEnd"/>
-      <w:r>
-        <w:t xml:space="preserve"> succeeded </w:t>
+        <w:t xml:space="preserve">Staging deploy succeeded </w:t>
       </w:r>
       <w:r>
         <w:rPr>
@@ -1577,13 +1458,8 @@
       </w:r>
     </w:p>
     <w:p>
-      <w:proofErr w:type="gramStart"/>
-      <w:r>
-        <w:t>│  GitHub</w:t>
-      </w:r>
-      <w:proofErr w:type="gramEnd"/>
-      <w:r>
-        <w:t xml:space="preserve"> Actions triggered                        │</w:t>
+      <w:r>
+        <w:t>│  GitHub Actions triggered                        │</w:t>
       </w:r>
     </w:p>
     <w:p>
@@ -1592,17 +1468,11 @@
       </w:r>
     </w:p>
     <w:p>
-      <w:proofErr w:type="gramStart"/>
-      <w:r>
-        <w:t>│  Job</w:t>
-      </w:r>
-      <w:proofErr w:type="gramEnd"/>
-      <w:r>
-        <w:t xml:space="preserve"> 1: Build &amp; Test                             │</w:t>
-      </w:r>
-    </w:p>
-    <w:p>
-      <w:proofErr w:type="gramStart"/>
+      <w:r>
+        <w:t>│  Job 1: Build &amp; Test                             │</w:t>
+      </w:r>
+    </w:p>
+    <w:p>
       <w:r>
         <w:t xml:space="preserve">│  </w:t>
       </w:r>
@@ -1612,7 +1482,6 @@
         </w:rPr>
         <w:t>✅</w:t>
       </w:r>
-      <w:proofErr w:type="gramEnd"/>
       <w:r>
         <w:t xml:space="preserve"> Restore </w:t>
       </w:r>
@@ -1651,7 +1520,6 @@
       </w:r>
     </w:p>
     <w:p>
-      <w:proofErr w:type="gramStart"/>
       <w:r>
         <w:t xml:space="preserve">│  </w:t>
       </w:r>
@@ -1661,7 +1529,6 @@
         </w:rPr>
         <w:t>❌</w:t>
       </w:r>
-      <w:proofErr w:type="gramEnd"/>
       <w:r>
         <w:t xml:space="preserve"> Any failure </w:t>
       </w:r>
@@ -1707,17 +1574,11 @@
       </w:r>
     </w:p>
     <w:p>
-      <w:proofErr w:type="gramStart"/>
-      <w:r>
-        <w:t>│  Job</w:t>
-      </w:r>
-      <w:proofErr w:type="gramEnd"/>
-      <w:r>
-        <w:t xml:space="preserve"> 2: Docker Build &amp; Push                      │</w:t>
-      </w:r>
-    </w:p>
-    <w:p>
-      <w:proofErr w:type="gramStart"/>
+      <w:r>
+        <w:t>│  Job 2: Docker Build &amp; Push                      │</w:t>
+      </w:r>
+    </w:p>
+    <w:p>
       <w:r>
         <w:t xml:space="preserve">│  </w:t>
       </w:r>
@@ -1727,7 +1588,6 @@
         </w:rPr>
         <w:t>✅</w:t>
       </w:r>
-      <w:proofErr w:type="gramEnd"/>
       <w:r>
         <w:t xml:space="preserve"> Image built, tagged, pushed to Docker Hub    </w:t>
       </w:r>
@@ -1764,17 +1624,11 @@
       </w:r>
     </w:p>
     <w:p>
-      <w:proofErr w:type="gramStart"/>
-      <w:r>
-        <w:t>│  Job</w:t>
-      </w:r>
-      <w:proofErr w:type="gramEnd"/>
-      <w:r>
-        <w:t xml:space="preserve"> 3: Staging Deploy                           │</w:t>
-      </w:r>
-    </w:p>
-    <w:p>
-      <w:proofErr w:type="gramStart"/>
+      <w:r>
+        <w:t>│  Job 3: Staging Deploy                           │</w:t>
+      </w:r>
+    </w:p>
+    <w:p>
       <w:r>
         <w:t xml:space="preserve">│  </w:t>
       </w:r>
@@ -1784,7 +1638,6 @@
         </w:rPr>
         <w:t>✅</w:t>
       </w:r>
-      <w:proofErr w:type="gramEnd"/>
       <w:r>
         <w:t xml:space="preserve"> App live on staging environment              │</w:t>
       </w:r>
@@ -1815,17 +1668,11 @@
       </w:r>
     </w:p>
     <w:p>
-      <w:proofErr w:type="gramStart"/>
-      <w:r>
-        <w:t>│  Job</w:t>
-      </w:r>
-      <w:proofErr w:type="gramEnd"/>
-      <w:r>
-        <w:t xml:space="preserve"> 4: Production Deploy                        │</w:t>
-      </w:r>
-    </w:p>
-    <w:p>
-      <w:proofErr w:type="gramStart"/>
+      <w:r>
+        <w:t>│  Job 4: Production Deploy                        │</w:t>
+      </w:r>
+    </w:p>
+    <w:p>
       <w:r>
         <w:t xml:space="preserve">│  </w:t>
       </w:r>
@@ -1835,13 +1682,11 @@
         </w:rPr>
         <w:t>⏸️</w:t>
       </w:r>
-      <w:proofErr w:type="gramEnd"/>
       <w:r>
         <w:t xml:space="preserve">  Waiting for your manual approval...         │</w:t>
       </w:r>
     </w:p>
     <w:p>
-      <w:proofErr w:type="gramStart"/>
       <w:r>
         <w:t xml:space="preserve">│  </w:t>
       </w:r>
@@ -1851,7 +1696,6 @@
         </w:rPr>
         <w:t>✅</w:t>
       </w:r>
-      <w:proofErr w:type="gramEnd"/>
       <w:r>
         <w:t xml:space="preserve"> Approved </w:t>
       </w:r>
@@ -2050,7 +1894,6 @@
             <w:hideMark/>
           </w:tcPr>
           <w:p>
-            <w:proofErr w:type="gramStart"/>
             <w:r>
               <w:t>.</w:t>
             </w:r>
@@ -2059,7 +1902,6 @@
               <w:t>dockerignore</w:t>
             </w:r>
             <w:proofErr w:type="spellEnd"/>
-            <w:proofErr w:type="gramEnd"/>
           </w:p>
         </w:tc>
         <w:tc>
@@ -2168,7 +2010,311 @@
         <w:t>That's exactly the gap you spotted in your colleague's team. Tomorrow when you push your first commit and watch the pipeline run in the GitHub Actions tab, it'll click completely.</w:t>
       </w:r>
     </w:p>
-    <w:p/>
+    <w:p>
+      <w:r>
+        <w:t>Developer pushes code</w:t>
+      </w:r>
+    </w:p>
+    <w:p>
+      <w:r>
+        <w:t xml:space="preserve">         │</w:t>
+      </w:r>
+    </w:p>
+    <w:p>
+      <w:r>
+        <w:t xml:space="preserve">         </w:t>
+      </w:r>
+      <w:r>
+        <w:rPr>
+          <w:rFonts w:ascii="Arial" w:hAnsi="Arial" w:cs="Arial"/>
+        </w:rPr>
+        <w:t>▼</w:t>
+      </w:r>
+    </w:p>
+    <w:p>
+      <w:r>
+        <w:t>┌─────────────────────────────────────────────────┐</w:t>
+      </w:r>
+    </w:p>
+    <w:p>
+      <w:r>
+        <w:t>│  GitHub Actions triggered                        │</w:t>
+      </w:r>
+    </w:p>
+    <w:p>
+      <w:r>
+        <w:t>│                                                  │</w:t>
+      </w:r>
+    </w:p>
+    <w:p>
+      <w:r>
+        <w:t>│  Job 1: Build &amp; Test                             │</w:t>
+      </w:r>
+    </w:p>
+    <w:p>
+      <w:r>
+        <w:t xml:space="preserve">│  </w:t>
+      </w:r>
+      <w:r>
+        <w:rPr>
+          <w:rFonts w:ascii="Segoe UI Emoji" w:hAnsi="Segoe UI Emoji" w:cs="Segoe UI Emoji"/>
+        </w:rPr>
+        <w:t>✅</w:t>
+      </w:r>
+      <w:r>
+        <w:t xml:space="preserve"> Restore </w:t>
+      </w:r>
+      <w:r>
+        <w:rPr>
+          <w:rFonts w:ascii="Aptos" w:hAnsi="Aptos" w:cs="Aptos"/>
+        </w:rPr>
+        <w:t>→</w:t>
+      </w:r>
+      <w:r>
+        <w:t xml:space="preserve"> Build </w:t>
+      </w:r>
+      <w:r>
+        <w:rPr>
+          <w:rFonts w:ascii="Aptos" w:hAnsi="Aptos" w:cs="Aptos"/>
+        </w:rPr>
+        <w:t>→</w:t>
+      </w:r>
+      <w:r>
+        <w:t xml:space="preserve"> Test </w:t>
+      </w:r>
+      <w:r>
+        <w:rPr>
+          <w:rFonts w:ascii="Aptos" w:hAnsi="Aptos" w:cs="Aptos"/>
+        </w:rPr>
+        <w:t>→</w:t>
+      </w:r>
+      <w:r>
+        <w:t xml:space="preserve"> Publish             </w:t>
+      </w:r>
+      <w:r>
+        <w:rPr>
+          <w:rFonts w:ascii="Aptos" w:hAnsi="Aptos" w:cs="Aptos"/>
+        </w:rPr>
+        <w:t>│</w:t>
+      </w:r>
+    </w:p>
+    <w:p>
+      <w:r>
+        <w:t xml:space="preserve">│  </w:t>
+      </w:r>
+      <w:r>
+        <w:rPr>
+          <w:rFonts w:ascii="Segoe UI Emoji" w:hAnsi="Segoe UI Emoji" w:cs="Segoe UI Emoji"/>
+        </w:rPr>
+        <w:t>❌</w:t>
+      </w:r>
+      <w:r>
+        <w:t xml:space="preserve"> Any failure </w:t>
+      </w:r>
+      <w:r>
+        <w:rPr>
+          <w:rFonts w:ascii="Aptos" w:hAnsi="Aptos" w:cs="Aptos"/>
+        </w:rPr>
+        <w:t>→</w:t>
+      </w:r>
+      <w:r>
+        <w:t xml:space="preserve"> STOP. Nothing deploys.         </w:t>
+      </w:r>
+      <w:r>
+        <w:rPr>
+          <w:rFonts w:ascii="Aptos" w:hAnsi="Aptos" w:cs="Aptos"/>
+        </w:rPr>
+        <w:t>│</w:t>
+      </w:r>
+    </w:p>
+    <w:p>
+      <w:r>
+        <w:t>│                          │                       │</w:t>
+      </w:r>
+    </w:p>
+    <w:p>
+      <w:r>
+        <w:t xml:space="preserve">│                          </w:t>
+      </w:r>
+      <w:r>
+        <w:rPr>
+          <w:rFonts w:ascii="Arial" w:hAnsi="Arial" w:cs="Arial"/>
+        </w:rPr>
+        <w:t>▼</w:t>
+      </w:r>
+      <w:r>
+        <w:t xml:space="preserve">                       </w:t>
+      </w:r>
+      <w:r>
+        <w:rPr>
+          <w:rFonts w:ascii="Aptos" w:hAnsi="Aptos" w:cs="Aptos"/>
+        </w:rPr>
+        <w:t>│</w:t>
+      </w:r>
+    </w:p>
+    <w:p>
+      <w:r>
+        <w:t>│  Job 2: Docker Build &amp; Push                      │</w:t>
+      </w:r>
+    </w:p>
+    <w:p>
+      <w:r>
+        <w:lastRenderedPageBreak/>
+        <w:t xml:space="preserve">│  </w:t>
+      </w:r>
+      <w:r>
+        <w:rPr>
+          <w:rFonts w:ascii="Segoe UI Emoji" w:hAnsi="Segoe UI Emoji" w:cs="Segoe UI Emoji"/>
+        </w:rPr>
+        <w:t>✅</w:t>
+      </w:r>
+      <w:r>
+        <w:t xml:space="preserve"> Image built, tagged, pushed to Docker Hub    </w:t>
+      </w:r>
+      <w:r>
+        <w:rPr>
+          <w:rFonts w:ascii="Aptos" w:hAnsi="Aptos" w:cs="Aptos"/>
+        </w:rPr>
+        <w:t>│</w:t>
+      </w:r>
+    </w:p>
+    <w:p>
+      <w:r>
+        <w:t>│                          │                       │</w:t>
+      </w:r>
+    </w:p>
+    <w:p>
+      <w:r>
+        <w:t xml:space="preserve">│                          </w:t>
+      </w:r>
+      <w:r>
+        <w:rPr>
+          <w:rFonts w:ascii="Arial" w:hAnsi="Arial" w:cs="Arial"/>
+        </w:rPr>
+        <w:t>▼</w:t>
+      </w:r>
+      <w:r>
+        <w:t xml:space="preserve">                       </w:t>
+      </w:r>
+      <w:r>
+        <w:rPr>
+          <w:rFonts w:ascii="Aptos" w:hAnsi="Aptos" w:cs="Aptos"/>
+        </w:rPr>
+        <w:t>│</w:t>
+      </w:r>
+    </w:p>
+    <w:p>
+      <w:r>
+        <w:t>│  Job 3: Staging Deploy                           │</w:t>
+      </w:r>
+    </w:p>
+    <w:p>
+      <w:r>
+        <w:t xml:space="preserve">│  </w:t>
+      </w:r>
+      <w:r>
+        <w:rPr>
+          <w:rFonts w:ascii="Segoe UI Emoji" w:hAnsi="Segoe UI Emoji" w:cs="Segoe UI Emoji"/>
+        </w:rPr>
+        <w:t>✅</w:t>
+      </w:r>
+      <w:r>
+        <w:t xml:space="preserve"> App live on staging environment              </w:t>
+      </w:r>
+      <w:r>
+        <w:rPr>
+          <w:rFonts w:ascii="Aptos" w:hAnsi="Aptos" w:cs="Aptos"/>
+        </w:rPr>
+        <w:t>│</w:t>
+      </w:r>
+    </w:p>
+    <w:p>
+      <w:r>
+        <w:t>│                          │                       │</w:t>
+      </w:r>
+    </w:p>
+    <w:p>
+      <w:r>
+        <w:t xml:space="preserve">│                          </w:t>
+      </w:r>
+      <w:r>
+        <w:rPr>
+          <w:rFonts w:ascii="Arial" w:hAnsi="Arial" w:cs="Arial"/>
+        </w:rPr>
+        <w:t>▼</w:t>
+      </w:r>
+      <w:r>
+        <w:t xml:space="preserve">                       </w:t>
+      </w:r>
+      <w:r>
+        <w:rPr>
+          <w:rFonts w:ascii="Aptos" w:hAnsi="Aptos" w:cs="Aptos"/>
+        </w:rPr>
+        <w:t>│</w:t>
+      </w:r>
+    </w:p>
+    <w:p>
+      <w:r>
+        <w:t>│  Job 4: Production Deploy                        │</w:t>
+      </w:r>
+    </w:p>
+    <w:p>
+      <w:r>
+        <w:t xml:space="preserve">│  </w:t>
+      </w:r>
+      <w:r>
+        <w:rPr>
+          <w:rFonts w:ascii="Segoe UI Emoji" w:hAnsi="Segoe UI Emoji" w:cs="Segoe UI Emoji"/>
+        </w:rPr>
+        <w:t>⏸️</w:t>
+      </w:r>
+      <w:r>
+        <w:t xml:space="preserve">  Waiting for your manual approval...         │</w:t>
+      </w:r>
+    </w:p>
+    <w:p>
+      <w:r>
+        <w:t xml:space="preserve">│  </w:t>
+      </w:r>
+      <w:r>
+        <w:rPr>
+          <w:rFonts w:ascii="Segoe UI Emoji" w:hAnsi="Segoe UI Emoji" w:cs="Segoe UI Emoji"/>
+        </w:rPr>
+        <w:t>✅</w:t>
+      </w:r>
+      <w:r>
+        <w:t xml:space="preserve"> Approved </w:t>
+      </w:r>
+      <w:r>
+        <w:rPr>
+          <w:rFonts w:ascii="Aptos" w:hAnsi="Aptos" w:cs="Aptos"/>
+        </w:rPr>
+        <w:t>→</w:t>
+      </w:r>
+      <w:r>
+        <w:t xml:space="preserve"> Deploys </w:t>
+      </w:r>
+      <w:r>
+        <w:rPr>
+          <w:rFonts w:ascii="Aptos" w:hAnsi="Aptos" w:cs="Aptos"/>
+        </w:rPr>
+        <w:t>→</w:t>
+      </w:r>
+      <w:r>
+        <w:t xml:space="preserve"> Health check passes     </w:t>
+      </w:r>
+      <w:r>
+        <w:rPr>
+          <w:rFonts w:ascii="Aptos" w:hAnsi="Aptos" w:cs="Aptos"/>
+        </w:rPr>
+        <w:t>│</w:t>
+      </w:r>
+    </w:p>
+    <w:p>
+      <w:r>
+        <w:t>└─────────────────────────────────────────────────┘</w:t>
+      </w:r>
+    </w:p>
     <w:sectPr>
       <w:pgSz w:w="11906" w:h="16838"/>
       <w:pgMar w:top="1440" w:right="1440" w:bottom="1440" w:left="1440" w:header="708" w:footer="708" w:gutter="0"/>

--- a/All_About.docx
+++ b/All_About.docx
@@ -4,14 +4,26 @@
   <w:body>
     <w:p>
       <w:r>
-        <w:t xml:space="preserve">That's correct — and this is actually </w:t>
+        <w:t xml:space="preserve">That's correct — and this is </w:t>
+      </w:r>
+      <w:proofErr w:type="gramStart"/>
+      <w:r>
+        <w:t xml:space="preserve">actually </w:t>
       </w:r>
       <w:r>
         <w:rPr>
           <w:b/>
           <w:bCs/>
         </w:rPr>
-        <w:t>good news</w:t>
+        <w:t>good</w:t>
+      </w:r>
+      <w:proofErr w:type="gramEnd"/>
+      <w:r>
+        <w:rPr>
+          <w:b/>
+          <w:bCs/>
+        </w:rPr>
+        <w:t xml:space="preserve"> news</w:t>
       </w:r>
       <w:r>
         <w:t xml:space="preserve">! What you're seeing is </w:t>
@@ -127,17 +139,30 @@
         <w:t xml:space="preserve">docker build -t </w:t>
       </w:r>
       <w:proofErr w:type="spellStart"/>
+      <w:proofErr w:type="gramStart"/>
       <w:r>
         <w:t>yourapp</w:t>
       </w:r>
       <w:proofErr w:type="spellEnd"/>
       <w:r>
-        <w:t xml:space="preserve"> .       # ← needs Docker Desktop running</w:t>
-      </w:r>
-    </w:p>
-    <w:p>
-      <w:r>
-        <w:t xml:space="preserve">docker run -p 8080:8080 </w:t>
+        <w:t xml:space="preserve"> .</w:t>
+      </w:r>
+      <w:proofErr w:type="gramEnd"/>
+      <w:r>
+        <w:t xml:space="preserve">       # ← needs Docker Desktop running</w:t>
+      </w:r>
+    </w:p>
+    <w:p>
+      <w:r>
+        <w:t xml:space="preserve">docker </w:t>
+      </w:r>
+      <w:proofErr w:type="gramStart"/>
+      <w:r>
+        <w:t>run -p</w:t>
+      </w:r>
+      <w:proofErr w:type="gramEnd"/>
+      <w:r>
+        <w:t xml:space="preserve"> 8080:8080 </w:t>
       </w:r>
       <w:proofErr w:type="spellStart"/>
       <w:r>
@@ -348,8 +373,13 @@
     </w:p>
     <w:p>
       <w:r>
-        <w:t xml:space="preserve">    branches: [ "main" ]</w:t>
-      </w:r>
+        <w:t xml:space="preserve">    branches: [ "main</w:t>
+      </w:r>
+      <w:proofErr w:type="gramStart"/>
+      <w:r>
+        <w:t>" ]</w:t>
+      </w:r>
+      <w:proofErr w:type="gramEnd"/>
     </w:p>
     <w:p>
       <w:r>
@@ -366,8 +396,13 @@
     </w:p>
     <w:p>
       <w:r>
-        <w:t xml:space="preserve">    branches: [ "main" ]</w:t>
-      </w:r>
+        <w:t xml:space="preserve">    branches: [ "main</w:t>
+      </w:r>
+      <w:proofErr w:type="gramStart"/>
+      <w:r>
+        <w:t>" ]</w:t>
+      </w:r>
+      <w:proofErr w:type="gramEnd"/>
     </w:p>
     <w:p>
       <w:r>
@@ -773,7 +808,15 @@
     </w:p>
     <w:p>
       <w:r>
-        <w:t xml:space="preserve">  needs: build-and-test  # ← only runs if Job 1 passes</w:t>
+        <w:t xml:space="preserve">  needs: build-and-</w:t>
+      </w:r>
+      <w:proofErr w:type="gramStart"/>
+      <w:r>
+        <w:t>test  #</w:t>
+      </w:r>
+      <w:proofErr w:type="gramEnd"/>
+      <w:r>
+        <w:t xml:space="preserve"> ← only runs if Job 1 passes</w:t>
       </w:r>
     </w:p>
     <w:p>
@@ -1057,16 +1100,29 @@
     <w:p>
       <w:proofErr w:type="spellStart"/>
       <w:r>
-        <w:t>dotnet-app:latest</w:t>
+        <w:t>dotnet-</w:t>
+      </w:r>
+      <w:proofErr w:type="gramStart"/>
+      <w:r>
+        <w:t>app:latest</w:t>
       </w:r>
       <w:proofErr w:type="spellEnd"/>
+      <w:proofErr w:type="gramEnd"/>
       <w:r>
         <w:t xml:space="preserve">        ← always points to the most recent build</w:t>
       </w:r>
     </w:p>
     <w:p>
       <w:r>
-        <w:t>dotnet-app:sha-abc123    ← pinpoints the exact commit (for rollback)</w:t>
+        <w:t>dotnet-</w:t>
+      </w:r>
+      <w:proofErr w:type="gramStart"/>
+      <w:r>
+        <w:t>app:sha</w:t>
+      </w:r>
+      <w:proofErr w:type="gramEnd"/>
+      <w:r>
+        <w:t>-abc123    ← pinpoints the exact commit (for rollback)</w:t>
       </w:r>
     </w:p>
     <w:p>
@@ -1098,13 +1154,23 @@
     </w:p>
     <w:p>
       <w:r>
-        <w:t>cache-to: type=</w:t>
+        <w:t>cache-</w:t>
+      </w:r>
+      <w:proofErr w:type="gramStart"/>
+      <w:r>
+        <w:t>to:</w:t>
+      </w:r>
+      <w:proofErr w:type="gramEnd"/>
+      <w:r>
+        <w:t xml:space="preserve"> type=</w:t>
       </w:r>
       <w:proofErr w:type="spellStart"/>
+      <w:proofErr w:type="gramStart"/>
       <w:r>
         <w:t>gha,mode</w:t>
       </w:r>
       <w:proofErr w:type="spellEnd"/>
+      <w:proofErr w:type="gramEnd"/>
       <w:r>
         <w:t>=max</w:t>
       </w:r>
@@ -1167,8 +1233,13 @@
         <w:t xml:space="preserve"> == 'refs/heads/main' &amp;&amp; </w:t>
       </w:r>
       <w:proofErr w:type="spellStart"/>
-      <w:r>
-        <w:t>github.event_name</w:t>
+      <w:proofErr w:type="gramStart"/>
+      <w:r>
+        <w:t>github.event</w:t>
+      </w:r>
+      <w:proofErr w:type="gramEnd"/>
+      <w:r>
+        <w:t>_name</w:t>
       </w:r>
       <w:proofErr w:type="spellEnd"/>
       <w:r>
@@ -1182,7 +1253,15 @@
     </w:p>
     <w:p>
       <w:r>
-        <w:t>Three conditions must all be true before this runs:</w:t>
+        <w:t xml:space="preserve">Three conditions must all be true before </w:t>
+      </w:r>
+      <w:proofErr w:type="gramStart"/>
+      <w:r>
+        <w:t>this runs</w:t>
+      </w:r>
+      <w:proofErr w:type="gramEnd"/>
+      <w:r>
+        <w:t>:</w:t>
       </w:r>
     </w:p>
     <w:p>
@@ -1259,17 +1338,41 @@
     </w:p>
     <w:p>
       <w:r>
-        <w:t>Option A → AWS ECS   (update-service command)</w:t>
-      </w:r>
-    </w:p>
-    <w:p>
-      <w:r>
-        <w:t>Option B → Azure App Service  (azure/webapps-deploy action)</w:t>
-      </w:r>
-    </w:p>
-    <w:p>
-      <w:r>
-        <w:t>Option C → SSH deploy  (generic, any server)</w:t>
+        <w:t>Option A → AWS ECS</w:t>
+      </w:r>
+      <w:proofErr w:type="gramStart"/>
+      <w:r>
+        <w:t xml:space="preserve">   (</w:t>
+      </w:r>
+      <w:proofErr w:type="gramEnd"/>
+      <w:r>
+        <w:t>update-service command)</w:t>
+      </w:r>
+    </w:p>
+    <w:p>
+      <w:r>
+        <w:t xml:space="preserve">Option B → Azure App </w:t>
+      </w:r>
+      <w:proofErr w:type="gramStart"/>
+      <w:r>
+        <w:t>Service  (</w:t>
+      </w:r>
+      <w:proofErr w:type="gramEnd"/>
+      <w:r>
+        <w:t>azure/webapps-deploy action)</w:t>
+      </w:r>
+    </w:p>
+    <w:p>
+      <w:r>
+        <w:t xml:space="preserve">Option C → SSH </w:t>
+      </w:r>
+      <w:proofErr w:type="gramStart"/>
+      <w:r>
+        <w:t>deploy  (</w:t>
+      </w:r>
+      <w:proofErr w:type="gramEnd"/>
+      <w:r>
+        <w:t>generic, any server)</w:t>
       </w:r>
     </w:p>
     <w:p>
@@ -1306,7 +1409,15 @@
     </w:p>
     <w:p>
       <w:r>
-        <w:t xml:space="preserve">  environment: production  # ← has required reviewers set</w:t>
+        <w:t xml:space="preserve">  environment: </w:t>
+      </w:r>
+      <w:proofErr w:type="gramStart"/>
+      <w:r>
+        <w:t>production  #</w:t>
+      </w:r>
+      <w:proofErr w:type="gramEnd"/>
+      <w:r>
+        <w:t xml:space="preserve"> ← has required reviewers set</w:t>
       </w:r>
     </w:p>
     <w:p>
@@ -1326,7 +1437,15 @@
     </w:p>
     <w:p>
       <w:r>
-        <w:t xml:space="preserve">Staging deploy succeeded </w:t>
+        <w:t xml:space="preserve">Staging </w:t>
+      </w:r>
+      <w:proofErr w:type="gramStart"/>
+      <w:r>
+        <w:t>deploy</w:t>
+      </w:r>
+      <w:proofErr w:type="gramEnd"/>
+      <w:r>
+        <w:t xml:space="preserve"> succeeded </w:t>
       </w:r>
       <w:r>
         <w:rPr>
@@ -1458,8 +1577,13 @@
       </w:r>
     </w:p>
     <w:p>
-      <w:r>
-        <w:t>│  GitHub Actions triggered                        │</w:t>
+      <w:proofErr w:type="gramStart"/>
+      <w:r>
+        <w:t>│  GitHub</w:t>
+      </w:r>
+      <w:proofErr w:type="gramEnd"/>
+      <w:r>
+        <w:t xml:space="preserve"> Actions triggered                        │</w:t>
       </w:r>
     </w:p>
     <w:p>
@@ -1468,11 +1592,17 @@
       </w:r>
     </w:p>
     <w:p>
-      <w:r>
-        <w:t>│  Job 1: Build &amp; Test                             │</w:t>
-      </w:r>
-    </w:p>
-    <w:p>
+      <w:proofErr w:type="gramStart"/>
+      <w:r>
+        <w:t>│  Job</w:t>
+      </w:r>
+      <w:proofErr w:type="gramEnd"/>
+      <w:r>
+        <w:t xml:space="preserve"> 1: Build &amp; Test                             │</w:t>
+      </w:r>
+    </w:p>
+    <w:p>
+      <w:proofErr w:type="gramStart"/>
       <w:r>
         <w:t xml:space="preserve">│  </w:t>
       </w:r>
@@ -1482,6 +1612,7 @@
         </w:rPr>
         <w:t>✅</w:t>
       </w:r>
+      <w:proofErr w:type="gramEnd"/>
       <w:r>
         <w:t xml:space="preserve"> Restore </w:t>
       </w:r>
@@ -1520,6 +1651,7 @@
       </w:r>
     </w:p>
     <w:p>
+      <w:proofErr w:type="gramStart"/>
       <w:r>
         <w:t xml:space="preserve">│  </w:t>
       </w:r>
@@ -1529,6 +1661,7 @@
         </w:rPr>
         <w:t>❌</w:t>
       </w:r>
+      <w:proofErr w:type="gramEnd"/>
       <w:r>
         <w:t xml:space="preserve"> Any failure </w:t>
       </w:r>
@@ -1574,11 +1707,17 @@
       </w:r>
     </w:p>
     <w:p>
-      <w:r>
-        <w:t>│  Job 2: Docker Build &amp; Push                      │</w:t>
-      </w:r>
-    </w:p>
-    <w:p>
+      <w:proofErr w:type="gramStart"/>
+      <w:r>
+        <w:t>│  Job</w:t>
+      </w:r>
+      <w:proofErr w:type="gramEnd"/>
+      <w:r>
+        <w:t xml:space="preserve"> 2: Docker Build &amp; Push                      │</w:t>
+      </w:r>
+    </w:p>
+    <w:p>
+      <w:proofErr w:type="gramStart"/>
       <w:r>
         <w:t xml:space="preserve">│  </w:t>
       </w:r>
@@ -1588,6 +1727,7 @@
         </w:rPr>
         <w:t>✅</w:t>
       </w:r>
+      <w:proofErr w:type="gramEnd"/>
       <w:r>
         <w:t xml:space="preserve"> Image built, tagged, pushed to Docker Hub    </w:t>
       </w:r>
@@ -1624,11 +1764,17 @@
       </w:r>
     </w:p>
     <w:p>
-      <w:r>
-        <w:t>│  Job 3: Staging Deploy                           │</w:t>
-      </w:r>
-    </w:p>
-    <w:p>
+      <w:proofErr w:type="gramStart"/>
+      <w:r>
+        <w:t>│  Job</w:t>
+      </w:r>
+      <w:proofErr w:type="gramEnd"/>
+      <w:r>
+        <w:t xml:space="preserve"> 3: Staging Deploy                           │</w:t>
+      </w:r>
+    </w:p>
+    <w:p>
+      <w:proofErr w:type="gramStart"/>
       <w:r>
         <w:t xml:space="preserve">│  </w:t>
       </w:r>
@@ -1638,6 +1784,7 @@
         </w:rPr>
         <w:t>✅</w:t>
       </w:r>
+      <w:proofErr w:type="gramEnd"/>
       <w:r>
         <w:t xml:space="preserve"> App live on staging environment              │</w:t>
       </w:r>
@@ -1668,11 +1815,17 @@
       </w:r>
     </w:p>
     <w:p>
-      <w:r>
-        <w:t>│  Job 4: Production Deploy                        │</w:t>
-      </w:r>
-    </w:p>
-    <w:p>
+      <w:proofErr w:type="gramStart"/>
+      <w:r>
+        <w:t>│  Job</w:t>
+      </w:r>
+      <w:proofErr w:type="gramEnd"/>
+      <w:r>
+        <w:t xml:space="preserve"> 4: Production Deploy                        │</w:t>
+      </w:r>
+    </w:p>
+    <w:p>
+      <w:proofErr w:type="gramStart"/>
       <w:r>
         <w:t xml:space="preserve">│  </w:t>
       </w:r>
@@ -1682,11 +1835,13 @@
         </w:rPr>
         <w:t>⏸️</w:t>
       </w:r>
+      <w:proofErr w:type="gramEnd"/>
       <w:r>
         <w:t xml:space="preserve">  Waiting for your manual approval...         │</w:t>
       </w:r>
     </w:p>
     <w:p>
+      <w:proofErr w:type="gramStart"/>
       <w:r>
         <w:t xml:space="preserve">│  </w:t>
       </w:r>
@@ -1696,6 +1851,7 @@
         </w:rPr>
         <w:t>✅</w:t>
       </w:r>
+      <w:proofErr w:type="gramEnd"/>
       <w:r>
         <w:t xml:space="preserve"> Approved </w:t>
       </w:r>
@@ -1894,6 +2050,7 @@
             <w:hideMark/>
           </w:tcPr>
           <w:p>
+            <w:proofErr w:type="gramStart"/>
             <w:r>
               <w:t>.</w:t>
             </w:r>
@@ -1902,6 +2059,7 @@
               <w:t>dockerignore</w:t>
             </w:r>
             <w:proofErr w:type="spellEnd"/>
+            <w:proofErr w:type="gramEnd"/>
           </w:p>
         </w:tc>
         <w:tc>
@@ -2037,8 +2195,13 @@
       </w:r>
     </w:p>
     <w:p>
-      <w:r>
-        <w:t>│  GitHub Actions triggered                        │</w:t>
+      <w:proofErr w:type="gramStart"/>
+      <w:r>
+        <w:t>│  GitHub</w:t>
+      </w:r>
+      <w:proofErr w:type="gramEnd"/>
+      <w:r>
+        <w:t xml:space="preserve"> Actions triggered                        │</w:t>
       </w:r>
     </w:p>
     <w:p>
@@ -2047,11 +2210,17 @@
       </w:r>
     </w:p>
     <w:p>
-      <w:r>
-        <w:t>│  Job 1: Build &amp; Test                             │</w:t>
-      </w:r>
-    </w:p>
-    <w:p>
+      <w:proofErr w:type="gramStart"/>
+      <w:r>
+        <w:t>│  Job</w:t>
+      </w:r>
+      <w:proofErr w:type="gramEnd"/>
+      <w:r>
+        <w:t xml:space="preserve"> 1: Build &amp; Test                             │</w:t>
+      </w:r>
+    </w:p>
+    <w:p>
+      <w:proofErr w:type="gramStart"/>
       <w:r>
         <w:t xml:space="preserve">│  </w:t>
       </w:r>
@@ -2061,6 +2230,7 @@
         </w:rPr>
         <w:t>✅</w:t>
       </w:r>
+      <w:proofErr w:type="gramEnd"/>
       <w:r>
         <w:t xml:space="preserve"> Restore </w:t>
       </w:r>
@@ -2099,6 +2269,7 @@
       </w:r>
     </w:p>
     <w:p>
+      <w:proofErr w:type="gramStart"/>
       <w:r>
         <w:t xml:space="preserve">│  </w:t>
       </w:r>
@@ -2108,6 +2279,7 @@
         </w:rPr>
         <w:t>❌</w:t>
       </w:r>
+      <w:proofErr w:type="gramEnd"/>
       <w:r>
         <w:t xml:space="preserve"> Any failure </w:t>
       </w:r>
@@ -2153,11 +2325,17 @@
       </w:r>
     </w:p>
     <w:p>
-      <w:r>
-        <w:t>│  Job 2: Docker Build &amp; Push                      │</w:t>
-      </w:r>
-    </w:p>
-    <w:p>
+      <w:proofErr w:type="gramStart"/>
+      <w:r>
+        <w:t>│  Job</w:t>
+      </w:r>
+      <w:proofErr w:type="gramEnd"/>
+      <w:r>
+        <w:t xml:space="preserve"> 2: Docker Build &amp; Push                      │</w:t>
+      </w:r>
+    </w:p>
+    <w:p>
+      <w:proofErr w:type="gramStart"/>
       <w:r>
         <w:lastRenderedPageBreak/>
         <w:t xml:space="preserve">│  </w:t>
@@ -2168,6 +2346,7 @@
         </w:rPr>
         <w:t>✅</w:t>
       </w:r>
+      <w:proofErr w:type="gramEnd"/>
       <w:r>
         <w:t xml:space="preserve"> Image built, tagged, pushed to Docker Hub    </w:t>
       </w:r>
@@ -2204,11 +2383,17 @@
       </w:r>
     </w:p>
     <w:p>
-      <w:r>
-        <w:t>│  Job 3: Staging Deploy                           │</w:t>
-      </w:r>
-    </w:p>
-    <w:p>
+      <w:proofErr w:type="gramStart"/>
+      <w:r>
+        <w:t>│  Job</w:t>
+      </w:r>
+      <w:proofErr w:type="gramEnd"/>
+      <w:r>
+        <w:t xml:space="preserve"> 3: Staging Deploy                           │</w:t>
+      </w:r>
+    </w:p>
+    <w:p>
+      <w:proofErr w:type="gramStart"/>
       <w:r>
         <w:t xml:space="preserve">│  </w:t>
       </w:r>
@@ -2218,6 +2403,7 @@
         </w:rPr>
         <w:t>✅</w:t>
       </w:r>
+      <w:proofErr w:type="gramEnd"/>
       <w:r>
         <w:t xml:space="preserve"> App live on staging environment              </w:t>
       </w:r>
@@ -2254,11 +2440,17 @@
       </w:r>
     </w:p>
     <w:p>
-      <w:r>
-        <w:t>│  Job 4: Production Deploy                        │</w:t>
-      </w:r>
-    </w:p>
-    <w:p>
+      <w:proofErr w:type="gramStart"/>
+      <w:r>
+        <w:t>│  Job</w:t>
+      </w:r>
+      <w:proofErr w:type="gramEnd"/>
+      <w:r>
+        <w:t xml:space="preserve"> 4: Production Deploy                        │</w:t>
+      </w:r>
+    </w:p>
+    <w:p>
+      <w:proofErr w:type="gramStart"/>
       <w:r>
         <w:t xml:space="preserve">│  </w:t>
       </w:r>
@@ -2268,11 +2460,13 @@
         </w:rPr>
         <w:t>⏸️</w:t>
       </w:r>
+      <w:proofErr w:type="gramEnd"/>
       <w:r>
         <w:t xml:space="preserve">  Waiting for your manual approval...         │</w:t>
       </w:r>
     </w:p>
     <w:p>
+      <w:proofErr w:type="gramStart"/>
       <w:r>
         <w:t xml:space="preserve">│  </w:t>
       </w:r>
@@ -2282,6 +2476,7 @@
         </w:rPr>
         <w:t>✅</w:t>
       </w:r>
+      <w:proofErr w:type="gramEnd"/>
       <w:r>
         <w:t xml:space="preserve"> Approved </w:t>
       </w:r>
@@ -2310,11 +2505,1764 @@
         <w:t>│</w:t>
       </w:r>
     </w:p>
-    <w:p>
-      <w:r>
-        <w:t>└─────────────────────────────────────────────────┘</w:t>
-      </w:r>
-    </w:p>
+    <w:tbl>
+      <w:tblPr>
+        <w:tblStyle w:val="TableGrid"/>
+        <w:tblW w:w="0" w:type="auto"/>
+        <w:tblInd w:w="55" w:type="dxa"/>
+        <w:tblLook w:val="0000" w:firstRow="0" w:lastRow="0" w:firstColumn="0" w:lastColumn="0" w:noHBand="0" w:noVBand="0"/>
+      </w:tblPr>
+      <w:tblGrid>
+        <w:gridCol w:w="6000"/>
+      </w:tblGrid>
+      <w:tr>
+        <w:tblPrEx>
+          <w:tblCellMar>
+            <w:top w:w="0" w:type="dxa"/>
+            <w:bottom w:w="0" w:type="dxa"/>
+          </w:tblCellMar>
+        </w:tblPrEx>
+        <w:tc>
+          <w:tcPr>
+            <w:tcW w:w="6000" w:type="dxa"/>
+          </w:tcPr>
+          <w:p/>
+          <w:p>
+            <w:r>
+              <w:t>Great architect-level question. This is where real-world CI/CD gets interesting.</w:t>
+            </w:r>
+          </w:p>
+          <w:p>
+            <w:r>
+              <w:pict w14:anchorId="421BF3A2">
+                <v:rect id="_x0000_i1165" style="width:0;height:1.5pt" o:hralign="center" o:hrstd="t" o:hr="t" fillcolor="#a0a0a0" stroked="f"/>
+              </w:pict>
+            </w:r>
+          </w:p>
+          <w:p>
+            <w:pPr>
+              <w:rPr>
+                <w:b/>
+                <w:bCs/>
+              </w:rPr>
+            </w:pPr>
+            <w:r>
+              <w:rPr>
+                <w:b/>
+                <w:bCs/>
+              </w:rPr>
+              <w:t>The Two Approaches Companies Use</w:t>
+            </w:r>
+          </w:p>
+          <w:p>
+            <w:r>
+              <w:rPr>
+                <w:b/>
+                <w:bCs/>
+              </w:rPr>
+              <w:t>Option 1 — One repo per component (most common)</w:t>
+            </w:r>
+          </w:p>
+          <w:p>
+            <w:r>
+              <w:t>Each component lives in its own repo with its own pipeline:</w:t>
+            </w:r>
+          </w:p>
+          <w:p>
+            <w:r>
+              <w:t>company/</w:t>
+            </w:r>
+            <w:proofErr w:type="gramStart"/>
+            <w:r>
+              <w:t>mobile-app</w:t>
+            </w:r>
+            <w:proofErr w:type="gramEnd"/>
+            <w:r>
+              <w:t xml:space="preserve">        → .</w:t>
+            </w:r>
+            <w:proofErr w:type="spellStart"/>
+            <w:r>
+              <w:t>github</w:t>
+            </w:r>
+            <w:proofErr w:type="spellEnd"/>
+            <w:r>
+              <w:t>/workflows/mobile-ci-</w:t>
+            </w:r>
+            <w:proofErr w:type="spellStart"/>
+            <w:r>
+              <w:t>cd.yml</w:t>
+            </w:r>
+            <w:proofErr w:type="spellEnd"/>
+          </w:p>
+          <w:p>
+            <w:r>
+              <w:t>company/website           → .</w:t>
+            </w:r>
+            <w:proofErr w:type="spellStart"/>
+            <w:r>
+              <w:t>github</w:t>
+            </w:r>
+            <w:proofErr w:type="spellEnd"/>
+            <w:r>
+              <w:t>/workflows/web-ci-</w:t>
+            </w:r>
+            <w:proofErr w:type="spellStart"/>
+            <w:r>
+              <w:t>cd.yml</w:t>
+            </w:r>
+            <w:proofErr w:type="spellEnd"/>
+          </w:p>
+          <w:p>
+            <w:r>
+              <w:t>company/</w:t>
+            </w:r>
+            <w:proofErr w:type="spellStart"/>
+            <w:r>
+              <w:t>api</w:t>
+            </w:r>
+            <w:proofErr w:type="spellEnd"/>
+            <w:r>
+              <w:t xml:space="preserve">               → .</w:t>
+            </w:r>
+            <w:proofErr w:type="spellStart"/>
+            <w:r>
+              <w:t>github</w:t>
+            </w:r>
+            <w:proofErr w:type="spellEnd"/>
+            <w:r>
+              <w:t>/workflows/</w:t>
+            </w:r>
+            <w:proofErr w:type="spellStart"/>
+            <w:r>
+              <w:t>api</w:t>
+            </w:r>
+            <w:proofErr w:type="spellEnd"/>
+            <w:r>
+              <w:t>-ci-</w:t>
+            </w:r>
+            <w:proofErr w:type="spellStart"/>
+            <w:r>
+              <w:t>cd.yml</w:t>
+            </w:r>
+            <w:proofErr w:type="spellEnd"/>
+          </w:p>
+          <w:p>
+            <w:r>
+              <w:t>company/ml-service        → .</w:t>
+            </w:r>
+            <w:proofErr w:type="spellStart"/>
+            <w:r>
+              <w:t>github</w:t>
+            </w:r>
+            <w:proofErr w:type="spellEnd"/>
+            <w:r>
+              <w:t>/workflows/ml-ci-</w:t>
+            </w:r>
+            <w:proofErr w:type="spellStart"/>
+            <w:r>
+              <w:t>cd.yml</w:t>
+            </w:r>
+            <w:proofErr w:type="spellEnd"/>
+          </w:p>
+          <w:p>
+            <w:r>
+              <w:t>Each pipeline is completely independent. The mobile team pushes code, only the mobile pipeline runs. The API team pushes, only the API pipeline runs. No one blocks anyone else.</w:t>
+            </w:r>
+          </w:p>
+          <w:p>
+            <w:r>
+              <w:rPr>
+                <w:b/>
+                <w:bCs/>
+              </w:rPr>
+              <w:t xml:space="preserve">Option 2 — </w:t>
+            </w:r>
+            <w:proofErr w:type="spellStart"/>
+            <w:r>
+              <w:rPr>
+                <w:b/>
+                <w:bCs/>
+              </w:rPr>
+              <w:t>Monorepo</w:t>
+            </w:r>
+            <w:proofErr w:type="spellEnd"/>
+            <w:r>
+              <w:rPr>
+                <w:b/>
+                <w:bCs/>
+              </w:rPr>
+              <w:t xml:space="preserve"> (one repo, everything inside)</w:t>
+            </w:r>
+          </w:p>
+          <w:p>
+            <w:r>
+              <w:t>company/platform/</w:t>
+            </w:r>
+          </w:p>
+          <w:p>
+            <w:r>
+              <w:rPr>
+                <w:rFonts w:ascii="MS Gothic" w:eastAsia="MS Gothic" w:hAnsi="MS Gothic" w:cs="MS Gothic" w:hint="eastAsia"/>
+              </w:rPr>
+              <w:t>├</w:t>
+            </w:r>
+            <w:r>
+              <w:rPr>
+                <w:rFonts w:ascii="Aptos" w:hAnsi="Aptos" w:cs="Aptos"/>
+              </w:rPr>
+              <w:t>──</w:t>
+            </w:r>
+            <w:r>
+              <w:t xml:space="preserve"> mobile/</w:t>
+            </w:r>
+          </w:p>
+          <w:p>
+            <w:r>
+              <w:t>│   └── .</w:t>
+            </w:r>
+            <w:proofErr w:type="spellStart"/>
+            <w:r>
+              <w:t>github</w:t>
+            </w:r>
+            <w:proofErr w:type="spellEnd"/>
+            <w:r>
+              <w:t>/workflows/</w:t>
+            </w:r>
+            <w:proofErr w:type="spellStart"/>
+            <w:r>
+              <w:t>mobile.yml</w:t>
+            </w:r>
+            <w:proofErr w:type="spellEnd"/>
+          </w:p>
+          <w:p>
+            <w:r>
+              <w:rPr>
+                <w:rFonts w:ascii="MS Gothic" w:eastAsia="MS Gothic" w:hAnsi="MS Gothic" w:cs="MS Gothic" w:hint="eastAsia"/>
+              </w:rPr>
+              <w:t>├</w:t>
+            </w:r>
+            <w:r>
+              <w:rPr>
+                <w:rFonts w:ascii="Aptos" w:hAnsi="Aptos" w:cs="Aptos"/>
+              </w:rPr>
+              <w:t>──</w:t>
+            </w:r>
+            <w:r>
+              <w:t xml:space="preserve"> website/</w:t>
+            </w:r>
+          </w:p>
+          <w:p>
+            <w:r>
+              <w:t>│   └── .</w:t>
+            </w:r>
+            <w:proofErr w:type="spellStart"/>
+            <w:r>
+              <w:t>github</w:t>
+            </w:r>
+            <w:proofErr w:type="spellEnd"/>
+            <w:r>
+              <w:t>/workflows/</w:t>
+            </w:r>
+            <w:proofErr w:type="spellStart"/>
+            <w:r>
+              <w:t>web.yml</w:t>
+            </w:r>
+            <w:proofErr w:type="spellEnd"/>
+          </w:p>
+          <w:p>
+            <w:r>
+              <w:rPr>
+                <w:rFonts w:ascii="MS Gothic" w:eastAsia="MS Gothic" w:hAnsi="MS Gothic" w:cs="MS Gothic" w:hint="eastAsia"/>
+              </w:rPr>
+              <w:t>├</w:t>
+            </w:r>
+            <w:r>
+              <w:rPr>
+                <w:rFonts w:ascii="Aptos" w:hAnsi="Aptos" w:cs="Aptos"/>
+              </w:rPr>
+              <w:t>──</w:t>
+            </w:r>
+            <w:r>
+              <w:t xml:space="preserve"> </w:t>
+            </w:r>
+            <w:proofErr w:type="spellStart"/>
+            <w:r>
+              <w:t>api</w:t>
+            </w:r>
+            <w:proofErr w:type="spellEnd"/>
+            <w:r>
+              <w:t>/</w:t>
+            </w:r>
+          </w:p>
+          <w:p>
+            <w:r>
+              <w:t>│   └── .</w:t>
+            </w:r>
+            <w:proofErr w:type="spellStart"/>
+            <w:r>
+              <w:t>github</w:t>
+            </w:r>
+            <w:proofErr w:type="spellEnd"/>
+            <w:r>
+              <w:t>/workflows/</w:t>
+            </w:r>
+            <w:proofErr w:type="spellStart"/>
+            <w:r>
+              <w:t>api.yml</w:t>
+            </w:r>
+            <w:proofErr w:type="spellEnd"/>
+          </w:p>
+          <w:p>
+            <w:r>
+              <w:t>GitHub Actions supports path-based triggers — so each pipeline only runs when its own folder changes:</w:t>
+            </w:r>
+          </w:p>
+          <w:p>
+            <w:r>
+              <w:lastRenderedPageBreak/>
+              <w:t>on:</w:t>
+            </w:r>
+          </w:p>
+          <w:p>
+            <w:r>
+              <w:t xml:space="preserve">  push:</w:t>
+            </w:r>
+          </w:p>
+          <w:p>
+            <w:r>
+              <w:t xml:space="preserve">    paths:</w:t>
+            </w:r>
+          </w:p>
+          <w:p>
+            <w:r>
+              <w:t xml:space="preserve">      - '</w:t>
+            </w:r>
+            <w:proofErr w:type="spellStart"/>
+            <w:r>
+              <w:t>api</w:t>
+            </w:r>
+            <w:proofErr w:type="spellEnd"/>
+            <w:r>
+              <w:t xml:space="preserve">/**'   # ← only triggers when </w:t>
+            </w:r>
+            <w:proofErr w:type="spellStart"/>
+            <w:r>
+              <w:t>api</w:t>
+            </w:r>
+            <w:proofErr w:type="spellEnd"/>
+            <w:r>
+              <w:t>/ folder changes</w:t>
+            </w:r>
+          </w:p>
+          <w:p>
+            <w:r>
+              <w:pict w14:anchorId="455E5808">
+                <v:rect id="_x0000_i1166" style="width:0;height:1.5pt" o:hralign="center" o:hrstd="t" o:hr="t" fillcolor="#a0a0a0" stroked="f"/>
+              </w:pict>
+            </w:r>
+          </w:p>
+          <w:p>
+            <w:pPr>
+              <w:rPr>
+                <w:b/>
+                <w:bCs/>
+              </w:rPr>
+            </w:pPr>
+            <w:r>
+              <w:rPr>
+                <w:b/>
+                <w:bCs/>
+              </w:rPr>
+              <w:t>Each Component Has a Different Pipeline Shape</w:t>
+            </w:r>
+          </w:p>
+          <w:tbl>
+            <w:tblPr>
+              <w:tblW w:w="0" w:type="auto"/>
+              <w:tblCellSpacing w:w="15" w:type="dxa"/>
+              <w:tblCellMar>
+                <w:top w:w="15" w:type="dxa"/>
+                <w:left w:w="15" w:type="dxa"/>
+                <w:bottom w:w="15" w:type="dxa"/>
+                <w:right w:w="15" w:type="dxa"/>
+              </w:tblCellMar>
+              <w:tblLook w:val="04A0" w:firstRow="1" w:lastRow="0" w:firstColumn="1" w:lastColumn="0" w:noHBand="0" w:noVBand="1"/>
+            </w:tblPr>
+            <w:tblGrid>
+              <w:gridCol w:w="1473"/>
+              <w:gridCol w:w="1424"/>
+              <w:gridCol w:w="972"/>
+              <w:gridCol w:w="1915"/>
+            </w:tblGrid>
+            <w:tr>
+              <w:trPr>
+                <w:tblHeader/>
+                <w:tblCellSpacing w:w="15" w:type="dxa"/>
+              </w:trPr>
+              <w:tc>
+                <w:tcPr>
+                  <w:tcW w:w="0" w:type="auto"/>
+                  <w:vAlign w:val="center"/>
+                  <w:hideMark/>
+                </w:tcPr>
+                <w:p>
+                  <w:pPr>
+                    <w:spacing w:after="0" w:line="240" w:lineRule="auto"/>
+                    <w:rPr>
+                      <w:b/>
+                      <w:bCs/>
+                    </w:rPr>
+                  </w:pPr>
+                  <w:r>
+                    <w:rPr>
+                      <w:b/>
+                      <w:bCs/>
+                    </w:rPr>
+                    <w:t>Component</w:t>
+                  </w:r>
+                </w:p>
+              </w:tc>
+              <w:tc>
+                <w:tcPr>
+                  <w:tcW w:w="0" w:type="auto"/>
+                  <w:vAlign w:val="center"/>
+                  <w:hideMark/>
+                </w:tcPr>
+                <w:p>
+                  <w:pPr>
+                    <w:spacing w:after="0" w:line="240" w:lineRule="auto"/>
+                    <w:rPr>
+                      <w:b/>
+                      <w:bCs/>
+                    </w:rPr>
+                  </w:pPr>
+                  <w:r>
+                    <w:rPr>
+                      <w:b/>
+                      <w:bCs/>
+                    </w:rPr>
+                    <w:t>Build Tool</w:t>
+                  </w:r>
+                </w:p>
+              </w:tc>
+              <w:tc>
+                <w:tcPr>
+                  <w:tcW w:w="0" w:type="auto"/>
+                  <w:vAlign w:val="center"/>
+                  <w:hideMark/>
+                </w:tcPr>
+                <w:p>
+                  <w:pPr>
+                    <w:spacing w:after="0" w:line="240" w:lineRule="auto"/>
+                    <w:rPr>
+                      <w:b/>
+                      <w:bCs/>
+                    </w:rPr>
+                  </w:pPr>
+                  <w:r>
+                    <w:rPr>
+                      <w:b/>
+                      <w:bCs/>
+                    </w:rPr>
+                    <w:t>Docker?</w:t>
+                  </w:r>
+                </w:p>
+              </w:tc>
+              <w:tc>
+                <w:tcPr>
+                  <w:tcW w:w="0" w:type="auto"/>
+                  <w:vAlign w:val="center"/>
+                  <w:hideMark/>
+                </w:tcPr>
+                <w:p>
+                  <w:pPr>
+                    <w:spacing w:after="0" w:line="240" w:lineRule="auto"/>
+                    <w:rPr>
+                      <w:b/>
+                      <w:bCs/>
+                    </w:rPr>
+                  </w:pPr>
+                  <w:r>
+                    <w:rPr>
+                      <w:b/>
+                      <w:bCs/>
+                    </w:rPr>
+                    <w:t>Deploy Target</w:t>
+                  </w:r>
+                </w:p>
+              </w:tc>
+            </w:tr>
+            <w:tr>
+              <w:trPr>
+                <w:tblCellSpacing w:w="15" w:type="dxa"/>
+              </w:trPr>
+              <w:tc>
+                <w:tcPr>
+                  <w:tcW w:w="0" w:type="auto"/>
+                  <w:vAlign w:val="center"/>
+                  <w:hideMark/>
+                </w:tcPr>
+                <w:p>
+                  <w:pPr>
+                    <w:spacing w:after="0" w:line="240" w:lineRule="auto"/>
+                  </w:pPr>
+                  <w:r>
+                    <w:t>.NET API</w:t>
+                  </w:r>
+                </w:p>
+              </w:tc>
+              <w:tc>
+                <w:tcPr>
+                  <w:tcW w:w="0" w:type="auto"/>
+                  <w:vAlign w:val="center"/>
+                  <w:hideMark/>
+                </w:tcPr>
+                <w:p>
+                  <w:pPr>
+                    <w:spacing w:after="0" w:line="240" w:lineRule="auto"/>
+                  </w:pPr>
+                  <w:r>
+                    <w:t>dotnet build</w:t>
+                  </w:r>
+                </w:p>
+              </w:tc>
+              <w:tc>
+                <w:tcPr>
+                  <w:tcW w:w="0" w:type="auto"/>
+                  <w:vAlign w:val="center"/>
+                  <w:hideMark/>
+                </w:tcPr>
+                <w:p>
+                  <w:pPr>
+                    <w:spacing w:after="0" w:line="240" w:lineRule="auto"/>
+                  </w:pPr>
+                  <w:r>
+                    <w:rPr>
+                      <w:rFonts w:ascii="Segoe UI Emoji" w:hAnsi="Segoe UI Emoji" w:cs="Segoe UI Emoji"/>
+                    </w:rPr>
+                    <w:t>✅</w:t>
+                  </w:r>
+                  <w:r>
+                    <w:t xml:space="preserve"> Yes</w:t>
+                  </w:r>
+                </w:p>
+              </w:tc>
+              <w:tc>
+                <w:tcPr>
+                  <w:tcW w:w="0" w:type="auto"/>
+                  <w:vAlign w:val="center"/>
+                  <w:hideMark/>
+                </w:tcPr>
+                <w:p>
+                  <w:pPr>
+                    <w:spacing w:after="0" w:line="240" w:lineRule="auto"/>
+                  </w:pPr>
+                  <w:r>
+                    <w:t>ECS / AKS / App Service</w:t>
+                  </w:r>
+                </w:p>
+              </w:tc>
+            </w:tr>
+            <w:tr>
+              <w:trPr>
+                <w:tblCellSpacing w:w="15" w:type="dxa"/>
+              </w:trPr>
+              <w:tc>
+                <w:tcPr>
+                  <w:tcW w:w="0" w:type="auto"/>
+                  <w:vAlign w:val="center"/>
+                  <w:hideMark/>
+                </w:tcPr>
+                <w:p>
+                  <w:pPr>
+                    <w:spacing w:after="0" w:line="240" w:lineRule="auto"/>
+                  </w:pPr>
+                  <w:r>
+                    <w:t>React Website</w:t>
+                  </w:r>
+                </w:p>
+              </w:tc>
+              <w:tc>
+                <w:tcPr>
+                  <w:tcW w:w="0" w:type="auto"/>
+                  <w:vAlign w:val="center"/>
+                  <w:hideMark/>
+                </w:tcPr>
+                <w:p>
+                  <w:pPr>
+                    <w:spacing w:after="0" w:line="240" w:lineRule="auto"/>
+                  </w:pPr>
+                  <w:proofErr w:type="spellStart"/>
+                  <w:r>
+                    <w:t>npm</w:t>
+                  </w:r>
+                  <w:proofErr w:type="spellEnd"/>
+                  <w:r>
+                    <w:t xml:space="preserve"> build</w:t>
+                  </w:r>
+                </w:p>
+              </w:tc>
+              <w:tc>
+                <w:tcPr>
+                  <w:tcW w:w="0" w:type="auto"/>
+                  <w:vAlign w:val="center"/>
+                  <w:hideMark/>
+                </w:tcPr>
+                <w:p>
+                  <w:pPr>
+                    <w:spacing w:after="0" w:line="240" w:lineRule="auto"/>
+                  </w:pPr>
+                  <w:r>
+                    <w:rPr>
+                      <w:rFonts w:ascii="Segoe UI Emoji" w:hAnsi="Segoe UI Emoji" w:cs="Segoe UI Emoji"/>
+                    </w:rPr>
+                    <w:t>✅</w:t>
+                  </w:r>
+                  <w:r>
+                    <w:t xml:space="preserve"> Yes</w:t>
+                  </w:r>
+                </w:p>
+              </w:tc>
+              <w:tc>
+                <w:tcPr>
+                  <w:tcW w:w="0" w:type="auto"/>
+                  <w:vAlign w:val="center"/>
+                  <w:hideMark/>
+                </w:tcPr>
+                <w:p>
+                  <w:pPr>
+                    <w:spacing w:after="0" w:line="240" w:lineRule="auto"/>
+                  </w:pPr>
+                  <w:r>
+                    <w:t xml:space="preserve">S3 + CloudFront / </w:t>
+                  </w:r>
+                  <w:proofErr w:type="spellStart"/>
+                  <w:r>
+                    <w:t>Vercel</w:t>
+                  </w:r>
+                  <w:proofErr w:type="spellEnd"/>
+                </w:p>
+              </w:tc>
+            </w:tr>
+            <w:tr>
+              <w:trPr>
+                <w:tblCellSpacing w:w="15" w:type="dxa"/>
+              </w:trPr>
+              <w:tc>
+                <w:tcPr>
+                  <w:tcW w:w="0" w:type="auto"/>
+                  <w:vAlign w:val="center"/>
+                  <w:hideMark/>
+                </w:tcPr>
+                <w:p>
+                  <w:pPr>
+                    <w:spacing w:after="0" w:line="240" w:lineRule="auto"/>
+                  </w:pPr>
+                  <w:r>
+                    <w:t>Mobile App</w:t>
+                  </w:r>
+                </w:p>
+              </w:tc>
+              <w:tc>
+                <w:tcPr>
+                  <w:tcW w:w="0" w:type="auto"/>
+                  <w:vAlign w:val="center"/>
+                  <w:hideMark/>
+                </w:tcPr>
+                <w:p>
+                  <w:pPr>
+                    <w:spacing w:after="0" w:line="240" w:lineRule="auto"/>
+                  </w:pPr>
+                  <w:r>
+                    <w:t>flutter build / Xcode</w:t>
+                  </w:r>
+                </w:p>
+              </w:tc>
+              <w:tc>
+                <w:tcPr>
+                  <w:tcW w:w="0" w:type="auto"/>
+                  <w:vAlign w:val="center"/>
+                  <w:hideMark/>
+                </w:tcPr>
+                <w:p>
+                  <w:pPr>
+                    <w:spacing w:after="0" w:line="240" w:lineRule="auto"/>
+                  </w:pPr>
+                  <w:r>
+                    <w:rPr>
+                      <w:rFonts w:ascii="Segoe UI Emoji" w:hAnsi="Segoe UI Emoji" w:cs="Segoe UI Emoji"/>
+                    </w:rPr>
+                    <w:t>❌</w:t>
+                  </w:r>
+                  <w:r>
+                    <w:t xml:space="preserve"> No</w:t>
+                  </w:r>
+                </w:p>
+              </w:tc>
+              <w:tc>
+                <w:tcPr>
+                  <w:tcW w:w="0" w:type="auto"/>
+                  <w:vAlign w:val="center"/>
+                  <w:hideMark/>
+                </w:tcPr>
+                <w:p>
+                  <w:pPr>
+                    <w:spacing w:after="0" w:line="240" w:lineRule="auto"/>
+                  </w:pPr>
+                  <w:r>
+                    <w:t>App Store / Play Store</w:t>
+                  </w:r>
+                </w:p>
+              </w:tc>
+            </w:tr>
+            <w:tr>
+              <w:trPr>
+                <w:tblCellSpacing w:w="15" w:type="dxa"/>
+              </w:trPr>
+              <w:tc>
+                <w:tcPr>
+                  <w:tcW w:w="0" w:type="auto"/>
+                  <w:vAlign w:val="center"/>
+                  <w:hideMark/>
+                </w:tcPr>
+                <w:p>
+                  <w:pPr>
+                    <w:spacing w:after="0" w:line="240" w:lineRule="auto"/>
+                  </w:pPr>
+                  <w:r>
+                    <w:t>Python ML</w:t>
+                  </w:r>
+                </w:p>
+              </w:tc>
+              <w:tc>
+                <w:tcPr>
+                  <w:tcW w:w="0" w:type="auto"/>
+                  <w:vAlign w:val="center"/>
+                  <w:hideMark/>
+                </w:tcPr>
+                <w:p>
+                  <w:pPr>
+                    <w:spacing w:after="0" w:line="240" w:lineRule="auto"/>
+                  </w:pPr>
+                  <w:r>
+                    <w:t>pip install</w:t>
+                  </w:r>
+                </w:p>
+              </w:tc>
+              <w:tc>
+                <w:tcPr>
+                  <w:tcW w:w="0" w:type="auto"/>
+                  <w:vAlign w:val="center"/>
+                  <w:hideMark/>
+                </w:tcPr>
+                <w:p>
+                  <w:pPr>
+                    <w:spacing w:after="0" w:line="240" w:lineRule="auto"/>
+                  </w:pPr>
+                  <w:r>
+                    <w:rPr>
+                      <w:rFonts w:ascii="Segoe UI Emoji" w:hAnsi="Segoe UI Emoji" w:cs="Segoe UI Emoji"/>
+                    </w:rPr>
+                    <w:t>✅</w:t>
+                  </w:r>
+                  <w:r>
+                    <w:t xml:space="preserve"> Yes</w:t>
+                  </w:r>
+                </w:p>
+              </w:tc>
+              <w:tc>
+                <w:tcPr>
+                  <w:tcW w:w="0" w:type="auto"/>
+                  <w:vAlign w:val="center"/>
+                  <w:hideMark/>
+                </w:tcPr>
+                <w:p>
+                  <w:pPr>
+                    <w:spacing w:after="0" w:line="240" w:lineRule="auto"/>
+                  </w:pPr>
+                  <w:r>
+                    <w:t>Lambda / SageMaker</w:t>
+                  </w:r>
+                </w:p>
+              </w:tc>
+            </w:tr>
+          </w:tbl>
+          <w:p>
+            <w:r>
+              <w:pict w14:anchorId="4F63FE00">
+                <v:rect id="_x0000_i1167" style="width:0;height:1.5pt" o:hralign="center" o:hrstd="t" o:hr="t" fillcolor="#a0a0a0" stroked="f"/>
+              </w:pict>
+            </w:r>
+          </w:p>
+          <w:p>
+            <w:pPr>
+              <w:rPr>
+                <w:b/>
+                <w:bCs/>
+              </w:rPr>
+            </w:pPr>
+            <w:r>
+              <w:rPr>
+                <w:b/>
+                <w:bCs/>
+              </w:rPr>
+              <w:t>How They Talk to Each Other in Production</w:t>
+            </w:r>
+          </w:p>
+          <w:p>
+            <w:r>
+              <w:t>This is the part that matters at Director level:</w:t>
+            </w:r>
+          </w:p>
+          <w:p>
+            <w:r>
+              <w:t>Mobile App</w:t>
+            </w:r>
+          </w:p>
+          <w:p>
+            <w:r>
+              <w:t xml:space="preserve">    </w:t>
+            </w:r>
+            <w:proofErr w:type="gramStart"/>
+            <w:r>
+              <w:t>│  (</w:t>
+            </w:r>
+            <w:proofErr w:type="gramEnd"/>
+            <w:r>
+              <w:t>API calls)</w:t>
+            </w:r>
+          </w:p>
+          <w:p>
+            <w:r>
+              <w:t xml:space="preserve">    </w:t>
+            </w:r>
+            <w:r>
+              <w:rPr>
+                <w:rFonts w:ascii="Arial" w:hAnsi="Arial" w:cs="Arial"/>
+              </w:rPr>
+              <w:t>▼</w:t>
+            </w:r>
+          </w:p>
+          <w:p>
+            <w:r>
+              <w:t>API Gateway (.NET)</w:t>
+            </w:r>
+          </w:p>
+          <w:p>
+            <w:r>
+              <w:t xml:space="preserve">    │</w:t>
+            </w:r>
+          </w:p>
+          <w:p>
+            <w:r>
+              <w:t xml:space="preserve">    </w:t>
+            </w:r>
+            <w:r>
+              <w:rPr>
+                <w:rFonts w:ascii="MS Gothic" w:eastAsia="MS Gothic" w:hAnsi="MS Gothic" w:cs="MS Gothic" w:hint="eastAsia"/>
+              </w:rPr>
+              <w:t>├</w:t>
+            </w:r>
+            <w:r>
+              <w:rPr>
+                <w:rFonts w:ascii="Aptos" w:hAnsi="Aptos" w:cs="Aptos"/>
+              </w:rPr>
+              <w:t>──</w:t>
+            </w:r>
+            <w:r>
+              <w:rPr>
+                <w:rFonts w:ascii="Arial" w:hAnsi="Arial" w:cs="Arial"/>
+              </w:rPr>
+              <w:t>►</w:t>
+            </w:r>
+            <w:r>
+              <w:t xml:space="preserve"> Python ML Service</w:t>
+            </w:r>
+          </w:p>
+          <w:p>
+            <w:r>
+              <w:t xml:space="preserve">    │</w:t>
+            </w:r>
+          </w:p>
+          <w:p>
+            <w:r>
+              <w:t xml:space="preserve">    └──</w:t>
+            </w:r>
+            <w:r>
+              <w:rPr>
+                <w:rFonts w:ascii="Arial" w:hAnsi="Arial" w:cs="Arial"/>
+              </w:rPr>
+              <w:t>►</w:t>
+            </w:r>
+            <w:r>
+              <w:t xml:space="preserve"> Database (RDS / DynamoDB)</w:t>
+            </w:r>
+          </w:p>
+          <w:p/>
+          <w:p>
+            <w:r>
+              <w:t>Website (React)</w:t>
+            </w:r>
+          </w:p>
+          <w:p>
+            <w:r>
+              <w:t xml:space="preserve">    </w:t>
+            </w:r>
+            <w:proofErr w:type="gramStart"/>
+            <w:r>
+              <w:t>│  (</w:t>
+            </w:r>
+            <w:proofErr w:type="gramEnd"/>
+            <w:r>
+              <w:t>API calls)</w:t>
+            </w:r>
+          </w:p>
+          <w:p>
+            <w:r>
+              <w:t xml:space="preserve">    </w:t>
+            </w:r>
+            <w:r>
+              <w:rPr>
+                <w:rFonts w:ascii="Arial" w:hAnsi="Arial" w:cs="Arial"/>
+              </w:rPr>
+              <w:t>▼</w:t>
+            </w:r>
+          </w:p>
+          <w:p>
+            <w:r>
+              <w:t>Same API Gateway</w:t>
+            </w:r>
+          </w:p>
+          <w:p>
+            <w:r>
+              <w:t>Each component is deployed independently but they communicate through well-defined APIs. This is exactly the microservices + CI/CD pattern you were discussing earlier with your colleague.</w:t>
+            </w:r>
+          </w:p>
+          <w:p>
+            <w:r>
+              <w:pict w14:anchorId="4A1430B3">
+                <v:rect id="_x0000_i1168" style="width:0;height:1.5pt" o:hralign="center" o:hrstd="t" o:hr="t" fillcolor="#a0a0a0" stroked="f"/>
+              </w:pict>
+            </w:r>
+          </w:p>
+          <w:p>
+            <w:pPr>
+              <w:rPr>
+                <w:b/>
+                <w:bCs/>
+              </w:rPr>
+            </w:pPr>
+            <w:r>
+              <w:rPr>
+                <w:b/>
+                <w:bCs/>
+              </w:rPr>
+              <w:t>The Pipeline for a React Website Looks Like This</w:t>
+            </w:r>
+          </w:p>
+          <w:p>
+            <w:r>
+              <w:t xml:space="preserve">- run: </w:t>
+            </w:r>
+            <w:proofErr w:type="spellStart"/>
+            <w:r>
+              <w:t>npm</w:t>
+            </w:r>
+            <w:proofErr w:type="spellEnd"/>
+            <w:r>
+              <w:t xml:space="preserve"> install</w:t>
+            </w:r>
+          </w:p>
+          <w:p>
+            <w:r>
+              <w:t xml:space="preserve">- run: </w:t>
+            </w:r>
+            <w:proofErr w:type="spellStart"/>
+            <w:r>
+              <w:t>npm</w:t>
+            </w:r>
+            <w:proofErr w:type="spellEnd"/>
+            <w:r>
+              <w:t xml:space="preserve"> test</w:t>
+            </w:r>
+          </w:p>
+          <w:p>
+            <w:r>
+              <w:t xml:space="preserve">- run: </w:t>
+            </w:r>
+            <w:proofErr w:type="spellStart"/>
+            <w:r>
+              <w:t>npm</w:t>
+            </w:r>
+            <w:proofErr w:type="spellEnd"/>
+            <w:r>
+              <w:t xml:space="preserve"> run build       # produces /build folder</w:t>
+            </w:r>
+          </w:p>
+          <w:p>
+            <w:r>
+              <w:t xml:space="preserve">- run: </w:t>
+            </w:r>
+            <w:proofErr w:type="spellStart"/>
+            <w:r>
+              <w:t>aws</w:t>
+            </w:r>
+            <w:proofErr w:type="spellEnd"/>
+            <w:r>
+              <w:t xml:space="preserve"> s3 sync build/ s3://your-bucket   # deploy to S3</w:t>
+            </w:r>
+          </w:p>
+          <w:p>
+            <w:r>
+              <w:t>No Docker needed — just sync the build output to S3 and CloudFront serves it globally.</w:t>
+            </w:r>
+          </w:p>
+          <w:p>
+            <w:r>
+              <w:pict w14:anchorId="039D0FAF">
+                <v:rect id="_x0000_i1169" style="width:0;height:1.5pt" o:hralign="center" o:hrstd="t" o:hr="t" fillcolor="#a0a0a0" stroked="f"/>
+              </w:pict>
+            </w:r>
+          </w:p>
+          <w:p>
+            <w:pPr>
+              <w:rPr>
+                <w:b/>
+                <w:bCs/>
+              </w:rPr>
+            </w:pPr>
+            <w:r>
+              <w:rPr>
+                <w:b/>
+                <w:bCs/>
+              </w:rPr>
+              <w:t>The Mobile Pipeline is Different Again</w:t>
+            </w:r>
+          </w:p>
+          <w:p>
+            <w:r>
+              <w:lastRenderedPageBreak/>
+              <w:t>Mobile apps don't deploy to a server — they go to app stores:</w:t>
+            </w:r>
+          </w:p>
+          <w:p>
+            <w:r>
+              <w:t xml:space="preserve">- run: flutter build </w:t>
+            </w:r>
+            <w:proofErr w:type="spellStart"/>
+            <w:r>
+              <w:t>apk</w:t>
+            </w:r>
+            <w:proofErr w:type="spellEnd"/>
+            <w:r>
+              <w:t xml:space="preserve"> --release     # Android</w:t>
+            </w:r>
+          </w:p>
+          <w:p>
+            <w:r>
+              <w:t xml:space="preserve">- run: flutter build </w:t>
+            </w:r>
+            <w:proofErr w:type="spellStart"/>
+            <w:r>
+              <w:t>ios</w:t>
+            </w:r>
+            <w:proofErr w:type="spellEnd"/>
+            <w:r>
+              <w:t xml:space="preserve"> --release     # iOS</w:t>
+            </w:r>
+          </w:p>
+          <w:p>
+            <w:r>
+              <w:t># Then upload to Play Store / App Store via Fastlane</w:t>
+            </w:r>
+          </w:p>
+          <w:p>
+            <w:r>
+              <w:pict w14:anchorId="3B6F5915">
+                <v:rect id="_x0000_i1170" style="width:0;height:1.5pt" o:hralign="center" o:hrstd="t" o:hr="t" fillcolor="#a0a0a0" stroked="f"/>
+              </w:pict>
+            </w:r>
+          </w:p>
+          <w:p>
+            <w:pPr>
+              <w:rPr>
+                <w:b/>
+                <w:bCs/>
+              </w:rPr>
+            </w:pPr>
+            <w:r>
+              <w:rPr>
+                <w:b/>
+                <w:bCs/>
+              </w:rPr>
+              <w:t>The Leadership Answer</w:t>
+            </w:r>
+          </w:p>
+          <w:p>
+            <w:r>
+              <w:t>If someone asks you in an interview:</w:t>
+            </w:r>
+          </w:p>
+          <w:p>
+            <w:r>
+              <w:t>"How do you manage CI/CD across a mobile app, website, and multiple APIs?"</w:t>
+            </w:r>
+          </w:p>
+          <w:p>
+            <w:r>
+              <w:t>Say:</w:t>
+            </w:r>
+          </w:p>
+          <w:p>
+            <w:r>
+              <w:t>"Each component owns its own pipeline, triggered independently on code change. They share deployment principles — build, test, containerise, deploy — but the toolchain differs per component. The key is that no team's release blocks another's, and every component is always in a deployable state. Integration testing across components happens in a shared staging environment where all services run together before anything goes to production."</w:t>
+            </w:r>
+          </w:p>
+          <w:p>
+            <w:r>
+              <w:t>That's the answer that gets you hired at architect level. Want me to build out the React website pipeline next so you have a complete multi-component example?</w:t>
+            </w:r>
+          </w:p>
+          <w:p/>
+        </w:tc>
+      </w:tr>
+    </w:tbl>
+    <w:p>
+      <w:r>
+        <w:lastRenderedPageBreak/>
+        <w:t xml:space="preserve">This is one of the most common and painful real-world problems in distributed systems. It has a proper name — </w:t>
+      </w:r>
+      <w:r>
+        <w:rPr>
+          <w:b/>
+          <w:bCs/>
+        </w:rPr>
+        <w:t>breaking change</w:t>
+      </w:r>
+      <w:r>
+        <w:t xml:space="preserve"> or </w:t>
+      </w:r>
+      <w:r>
+        <w:rPr>
+          <w:b/>
+          <w:bCs/>
+        </w:rPr>
+        <w:t>API contract mismatch</w:t>
+      </w:r>
+      <w:r>
+        <w:t>. Let me break it down properly.</w:t>
+      </w:r>
+    </w:p>
+    <w:p>
+      <w:r>
+        <w:pict w14:anchorId="790B4F5C">
+          <v:rect id="_x0000_i1207" style="width:0;height:1.5pt" o:hralign="center" o:hrstd="t" o:hr="t" fillcolor="#a0a0a0" stroked="f"/>
+        </w:pict>
+      </w:r>
+    </w:p>
+    <w:p>
+      <w:pPr>
+        <w:rPr>
+          <w:b/>
+          <w:bCs/>
+        </w:rPr>
+      </w:pPr>
+      <w:r>
+        <w:rPr>
+          <w:b/>
+          <w:bCs/>
+        </w:rPr>
+        <w:t>What Actually Happens (The Problem)</w:t>
+      </w:r>
+    </w:p>
+    <w:p>
+      <w:r>
+        <w:t xml:space="preserve">Mobile App v2.0    →    </w:t>
+      </w:r>
+      <w:proofErr w:type="gramStart"/>
+      <w:r>
+        <w:t>calls  →</w:t>
+      </w:r>
+      <w:proofErr w:type="gramEnd"/>
+      <w:r>
+        <w:t xml:space="preserve">    /</w:t>
+      </w:r>
+      <w:proofErr w:type="spellStart"/>
+      <w:r>
+        <w:t>api</w:t>
+      </w:r>
+      <w:proofErr w:type="spellEnd"/>
+      <w:r>
+        <w:t>/v2/recommendations</w:t>
+      </w:r>
+    </w:p>
+    <w:p>
+      <w:r>
+        <w:t xml:space="preserve">                                           ↑</w:t>
+      </w:r>
+    </w:p>
+    <w:p>
+      <w:r>
+        <w:t xml:space="preserve">                                    doesn't exist yet</w:t>
+      </w:r>
+    </w:p>
+    <w:p>
+      <w:r>
+        <w:t xml:space="preserve">                                    API is still on v1</w:t>
+      </w:r>
+    </w:p>
+    <w:p>
+      <w:r>
+        <w:t xml:space="preserve">                                           ↓</w:t>
+      </w:r>
+    </w:p>
+    <w:p>
+      <w:r>
+        <w:t xml:space="preserve">                                      </w:t>
+      </w:r>
+      <w:r>
+        <w:rPr>
+          <w:rFonts w:ascii="Segoe UI Emoji" w:hAnsi="Segoe UI Emoji" w:cs="Segoe UI Emoji"/>
+        </w:rPr>
+        <w:t>💥</w:t>
+      </w:r>
+      <w:r>
+        <w:t xml:space="preserve"> 500 Error</w:t>
+      </w:r>
+    </w:p>
+    <w:p>
+      <w:r>
+        <w:t xml:space="preserve">                                    App crashes for users</w:t>
+      </w:r>
+    </w:p>
+    <w:p>
+      <w:r>
+        <w:t>This is exactly what happens when teams don't coordinate deployments.</w:t>
+      </w:r>
+    </w:p>
+    <w:p>
+      <w:r>
+        <w:pict w14:anchorId="41F081A5">
+          <v:rect id="_x0000_i1208" style="width:0;height:1.5pt" o:hralign="center" o:hrstd="t" o:hr="t" fillcolor="#a0a0a0" stroked="f"/>
+        </w:pict>
+      </w:r>
+    </w:p>
+    <w:p>
+      <w:pPr>
+        <w:rPr>
+          <w:b/>
+          <w:bCs/>
+        </w:rPr>
+      </w:pPr>
+      <w:r>
+        <w:rPr>
+          <w:b/>
+          <w:bCs/>
+        </w:rPr>
+        <w:lastRenderedPageBreak/>
+        <w:t>The 4 Ways to Solve This</w:t>
+      </w:r>
+    </w:p>
+    <w:p>
+      <w:r>
+        <w:rPr>
+          <w:b/>
+          <w:bCs/>
+        </w:rPr>
+        <w:t>Solution 1 — API Versioning (most common)</w:t>
+      </w:r>
+    </w:p>
+    <w:p>
+      <w:r>
+        <w:t>Never break the old API. Always add a new version:</w:t>
+      </w:r>
+    </w:p>
+    <w:p>
+      <w:r>
+        <w:t>/</w:t>
+      </w:r>
+      <w:proofErr w:type="spellStart"/>
+      <w:r>
+        <w:t>api</w:t>
+      </w:r>
+      <w:proofErr w:type="spellEnd"/>
+      <w:r>
+        <w:t>/v1/recommendations   ← still works, old app uses this</w:t>
+      </w:r>
+    </w:p>
+    <w:p>
+      <w:r>
+        <w:t>/</w:t>
+      </w:r>
+      <w:proofErr w:type="spellStart"/>
+      <w:r>
+        <w:t>api</w:t>
+      </w:r>
+      <w:proofErr w:type="spellEnd"/>
+      <w:r>
+        <w:t>/v2/recommendations   ← new endpoint, new app uses this</w:t>
+      </w:r>
+    </w:p>
+    <w:p>
+      <w:r>
+        <w:t xml:space="preserve">The rule is: </w:t>
+      </w:r>
+      <w:r>
+        <w:rPr>
+          <w:b/>
+          <w:bCs/>
+        </w:rPr>
+        <w:t>never delete v1 until zero clients are using it</w:t>
+      </w:r>
+      <w:r>
+        <w:t>. Mobile apps especially — you can't force everyone to update immediately.</w:t>
+      </w:r>
+    </w:p>
+    <w:p>
+      <w:r>
+        <w:rPr>
+          <w:b/>
+          <w:bCs/>
+        </w:rPr>
+        <w:t>Solution 2 — Feature Flags</w:t>
+      </w:r>
+    </w:p>
+    <w:p>
+      <w:r>
+        <w:t>The API deploys the new endpoint but hides it behind a flag:</w:t>
+      </w:r>
+    </w:p>
+    <w:p>
+      <w:r>
+        <w:t>if (</w:t>
+      </w:r>
+      <w:proofErr w:type="spellStart"/>
+      <w:r>
+        <w:t>featureFlags.IsEnabled</w:t>
+      </w:r>
+      <w:proofErr w:type="spellEnd"/>
+      <w:r>
+        <w:t>("recommendations-v2"))</w:t>
+      </w:r>
+    </w:p>
+    <w:p>
+      <w:r>
+        <w:t>{</w:t>
+      </w:r>
+    </w:p>
+    <w:p>
+      <w:r>
+        <w:t xml:space="preserve">    return </w:t>
+      </w:r>
+      <w:proofErr w:type="spellStart"/>
+      <w:r>
+        <w:t>newRecommendationService.Get</w:t>
+      </w:r>
+      <w:proofErr w:type="spellEnd"/>
+      <w:r>
+        <w:t>(</w:t>
+      </w:r>
+      <w:proofErr w:type="gramStart"/>
+      <w:r>
+        <w:t>);</w:t>
+      </w:r>
+      <w:proofErr w:type="gramEnd"/>
+    </w:p>
+    <w:p>
+      <w:r>
+        <w:t>}</w:t>
+      </w:r>
+    </w:p>
+    <w:p>
+      <w:r>
+        <w:t xml:space="preserve">return </w:t>
+      </w:r>
+      <w:proofErr w:type="spellStart"/>
+      <w:r>
+        <w:t>oldRecommendationService.Get</w:t>
+      </w:r>
+      <w:proofErr w:type="spellEnd"/>
+      <w:r>
+        <w:t>(</w:t>
+      </w:r>
+      <w:proofErr w:type="gramStart"/>
+      <w:r>
+        <w:t>);</w:t>
+      </w:r>
+      <w:proofErr w:type="gramEnd"/>
+    </w:p>
+    <w:p>
+      <w:r>
+        <w:t xml:space="preserve">The mobile app ships the </w:t>
+      </w:r>
+      <w:proofErr w:type="gramStart"/>
+      <w:r>
+        <w:t>code</w:t>
+      </w:r>
+      <w:proofErr w:type="gramEnd"/>
+      <w:r>
+        <w:t xml:space="preserve"> but the feature is off. When the API is ready, you flip the flag — no new deployment needed on either side.</w:t>
+      </w:r>
+    </w:p>
+    <w:p>
+      <w:r>
+        <w:rPr>
+          <w:b/>
+          <w:bCs/>
+        </w:rPr>
+        <w:t>Solution 3 — Contract-First Development (the proper way)</w:t>
+      </w:r>
+    </w:p>
+    <w:p>
+      <w:r>
+        <w:t xml:space="preserve">Before anyone writes code, teams agree on the API contract using </w:t>
+      </w:r>
+      <w:proofErr w:type="spellStart"/>
+      <w:r>
+        <w:rPr>
+          <w:b/>
+          <w:bCs/>
+        </w:rPr>
+        <w:t>OpenAPI</w:t>
+      </w:r>
+      <w:proofErr w:type="spellEnd"/>
+      <w:r>
+        <w:rPr>
+          <w:b/>
+          <w:bCs/>
+        </w:rPr>
+        <w:t xml:space="preserve"> / Swagger</w:t>
+      </w:r>
+      <w:r>
+        <w:t>:</w:t>
+      </w:r>
+    </w:p>
+    <w:p>
+      <w:r>
+        <w:t>API team + Mobile team sit together</w:t>
+      </w:r>
+    </w:p>
+    <w:p>
+      <w:r>
+        <w:t xml:space="preserve">         ↓</w:t>
+      </w:r>
+    </w:p>
+    <w:p>
+      <w:r>
+        <w:t>Define the contract: endpoint, request, response shape</w:t>
+      </w:r>
+    </w:p>
+    <w:p>
+      <w:r>
+        <w:t xml:space="preserve">         ↓</w:t>
+      </w:r>
+    </w:p>
+    <w:p>
+      <w:r>
+        <w:t>API team builds to the contract</w:t>
+      </w:r>
+    </w:p>
+    <w:p>
+      <w:r>
+        <w:t>Mobile team builds to the same contract (using mocks)</w:t>
+      </w:r>
+    </w:p>
+    <w:p>
+      <w:r>
+        <w:t xml:space="preserve">         ↓</w:t>
+      </w:r>
+    </w:p>
+    <w:p>
+      <w:r>
+        <w:t>Both can develop in parallel without waiting for each other</w:t>
+      </w:r>
+    </w:p>
+    <w:p>
+      <w:r>
+        <w:t>The pipeline can even validate that the deployed API matches the agreed contract automatically.</w:t>
+      </w:r>
+    </w:p>
+    <w:p>
+      <w:r>
+        <w:rPr>
+          <w:b/>
+          <w:bCs/>
+        </w:rPr>
+        <w:t>Solution 4 — Consumer-Driven Contract Testing</w:t>
+      </w:r>
+    </w:p>
+    <w:p>
+      <w:r>
+        <w:lastRenderedPageBreak/>
+        <w:t>The mobile app defines what it expects from the API. The API pipeline runs those expectations as tests before deploying:</w:t>
+      </w:r>
+    </w:p>
+    <w:p>
+      <w:r>
+        <w:t>Mobile team writes: "I expect /</w:t>
+      </w:r>
+      <w:proofErr w:type="spellStart"/>
+      <w:r>
+        <w:t>api</w:t>
+      </w:r>
+      <w:proofErr w:type="spellEnd"/>
+      <w:r>
+        <w:t xml:space="preserve">/recommendations to return </w:t>
+      </w:r>
+      <w:proofErr w:type="gramStart"/>
+      <w:r>
+        <w:t>{ id</w:t>
+      </w:r>
+      <w:proofErr w:type="gramEnd"/>
+      <w:r>
+        <w:t xml:space="preserve">, title, </w:t>
+      </w:r>
+      <w:proofErr w:type="gramStart"/>
+      <w:r>
+        <w:t>score }</w:t>
+      </w:r>
+      <w:proofErr w:type="gramEnd"/>
+      <w:r>
+        <w:t>"</w:t>
+      </w:r>
+    </w:p>
+    <w:p>
+      <w:r>
+        <w:t xml:space="preserve">         ↓</w:t>
+      </w:r>
+    </w:p>
+    <w:p>
+      <w:r>
+        <w:t>API pipeline runs this as a test on every build</w:t>
+      </w:r>
+    </w:p>
+    <w:p>
+      <w:r>
+        <w:t xml:space="preserve">         ↓</w:t>
+      </w:r>
+    </w:p>
+    <w:p>
+      <w:r>
+        <w:t>If API breaks the contract → pipeline FAILS → nothing deploys</w:t>
+      </w:r>
+    </w:p>
+    <w:p>
+      <w:r>
+        <w:t xml:space="preserve">         ↓</w:t>
+      </w:r>
+    </w:p>
+    <w:p>
+      <w:r>
+        <w:t>Mobile app is never broken by an API change</w:t>
+      </w:r>
+    </w:p>
+    <w:p>
+      <w:r>
+        <w:t>This is what mature teams like Netflix and Spotify use.</w:t>
+      </w:r>
+    </w:p>
+    <w:p>
+      <w:r>
+        <w:pict w14:anchorId="42AA6F48">
+          <v:rect id="_x0000_i1209" style="width:0;height:1.5pt" o:hralign="center" o:hrstd="t" o:hr="t" fillcolor="#a0a0a0" stroked="f"/>
+        </w:pict>
+      </w:r>
+    </w:p>
+    <w:p>
+      <w:pPr>
+        <w:rPr>
+          <w:b/>
+          <w:bCs/>
+        </w:rPr>
+      </w:pPr>
+      <w:r>
+        <w:rPr>
+          <w:b/>
+          <w:bCs/>
+        </w:rPr>
+        <w:t>The Deployment Order Rule</w:t>
+      </w:r>
+    </w:p>
+    <w:p>
+      <w:r>
+        <w:t>When a breaking change is unavoidable, always follow this order:</w:t>
+      </w:r>
+    </w:p>
+    <w:p>
+      <w:r>
+        <w:t>WRONG order (breaks users):</w:t>
+      </w:r>
+    </w:p>
+    <w:p>
+      <w:r>
+        <w:t xml:space="preserve">Mobile App deploys first → API not ready → </w:t>
+      </w:r>
+      <w:r>
+        <w:rPr>
+          <w:rFonts w:ascii="Segoe UI Emoji" w:hAnsi="Segoe UI Emoji" w:cs="Segoe UI Emoji"/>
+        </w:rPr>
+        <w:t>💥</w:t>
+      </w:r>
+      <w:r>
+        <w:t xml:space="preserve"> crash</w:t>
+      </w:r>
+    </w:p>
+    <w:p/>
+    <w:p>
+      <w:r>
+        <w:t>CORRECT order (safe):</w:t>
+      </w:r>
+    </w:p>
+    <w:p>
+      <w:r>
+        <w:t>1. API deploys new endpoint first (backward compatible)</w:t>
+      </w:r>
+    </w:p>
+    <w:p>
+      <w:r>
+        <w:t>2. Verify API is healthy in staging</w:t>
+      </w:r>
+    </w:p>
+    <w:p>
+      <w:r>
+        <w:t>3. Mobile app deploys using new endpoint</w:t>
+      </w:r>
+    </w:p>
+    <w:p>
+      <w:r>
+        <w:t>4. Monitor for errors</w:t>
+      </w:r>
+    </w:p>
+    <w:p>
+      <w:r>
+        <w:t>5. Remove old endpoint only after all clients migrated</w:t>
+      </w:r>
+    </w:p>
+    <w:p>
+      <w:r>
+        <w:pict w14:anchorId="1F7BFCEB">
+          <v:rect id="_x0000_i1210" style="width:0;height:1.5pt" o:hralign="center" o:hrstd="t" o:hr="t" fillcolor="#a0a0a0" stroked="f"/>
+        </w:pict>
+      </w:r>
+    </w:p>
+    <w:p>
+      <w:pPr>
+        <w:rPr>
+          <w:b/>
+          <w:bCs/>
+        </w:rPr>
+      </w:pPr>
+      <w:r>
+        <w:rPr>
+          <w:b/>
+          <w:bCs/>
+        </w:rPr>
+        <w:t>How the Pipeline Enforces This</w:t>
+      </w:r>
+    </w:p>
+    <w:p>
+      <w:r>
+        <w:t xml:space="preserve">In the YAML you can add an </w:t>
+      </w:r>
+      <w:r>
+        <w:rPr>
+          <w:b/>
+          <w:bCs/>
+        </w:rPr>
+        <w:t>integration test stage</w:t>
+      </w:r>
+      <w:r>
+        <w:t xml:space="preserve"> that tests the contract before anything deploys to production:</w:t>
+      </w:r>
+    </w:p>
+    <w:p>
+      <w:r>
+        <w:t>- name: Contract Tests</w:t>
+      </w:r>
+    </w:p>
+    <w:p>
+      <w:r>
+        <w:t xml:space="preserve">  run: |</w:t>
+      </w:r>
+    </w:p>
+    <w:p>
+      <w:r>
+        <w:lastRenderedPageBreak/>
+        <w:t xml:space="preserve">    # </w:t>
+      </w:r>
+      <w:proofErr w:type="gramStart"/>
+      <w:r>
+        <w:t>spin</w:t>
+      </w:r>
+      <w:proofErr w:type="gramEnd"/>
+      <w:r>
+        <w:t xml:space="preserve"> up API + mobile mock</w:t>
+      </w:r>
+    </w:p>
+    <w:p>
+      <w:r>
+        <w:t xml:space="preserve">    # </w:t>
+      </w:r>
+      <w:proofErr w:type="gramStart"/>
+      <w:r>
+        <w:t>run</w:t>
+      </w:r>
+      <w:proofErr w:type="gramEnd"/>
+      <w:r>
+        <w:t xml:space="preserve"> contract validation</w:t>
+      </w:r>
+    </w:p>
+    <w:p>
+      <w:r>
+        <w:t xml:space="preserve">    # </w:t>
+      </w:r>
+      <w:proofErr w:type="gramStart"/>
+      <w:r>
+        <w:t>fail</w:t>
+      </w:r>
+      <w:proofErr w:type="gramEnd"/>
+      <w:r>
+        <w:t xml:space="preserve"> pipeline if contract is broken</w:t>
+      </w:r>
+    </w:p>
+    <w:p>
+      <w:r>
+        <w:t>If it fails — nothing goes to production. Automatically.</w:t>
+      </w:r>
+    </w:p>
+    <w:p>
+      <w:r>
+        <w:pict w14:anchorId="72A27C17">
+          <v:rect id="_x0000_i1211" style="width:0;height:1.5pt" o:hralign="center" o:hrstd="t" o:hr="t" fillcolor="#a0a0a0" stroked="f"/>
+        </w:pict>
+      </w:r>
+    </w:p>
+    <w:p>
+      <w:pPr>
+        <w:rPr>
+          <w:b/>
+          <w:bCs/>
+        </w:rPr>
+      </w:pPr>
+      <w:r>
+        <w:rPr>
+          <w:b/>
+          <w:bCs/>
+        </w:rPr>
+        <w:t>The Leadership Answer</w:t>
+      </w:r>
+    </w:p>
+    <w:p>
+      <w:r>
+        <w:t>"API and client changes must be coordinated through versioning and contract-first design. The API must always be backward compatible — clients should never be forced to update immediately. We use feature flags to decouple deployment from release, and consumer-driven contract tests in the pipeline to catch mismatches before they reach production. The rule is: the API deploys first, clients follow."</w:t>
+      </w:r>
+    </w:p>
+    <w:p>
+      <w:r>
+        <w:t>This is exactly the conversation that happens at architect and VP level when planning a release. The fact that you're asking this means you're already thinking at the right level.</w:t>
+      </w:r>
+    </w:p>
+    <w:p/>
     <w:sectPr>
       <w:pgSz w:w="11906" w:h="16838"/>
       <w:pgMar w:top="1440" w:right="1440" w:bottom="1440" w:left="1440" w:header="708" w:footer="708" w:gutter="0"/>
@@ -3514,6 +5462,25 @@
       <w:spacing w:val="5"/>
     </w:rPr>
   </w:style>
+  <w:style w:type="table" w:styleId="TableGrid">
+    <w:name w:val="Table Grid"/>
+    <w:basedOn w:val="TableNormal"/>
+    <w:uiPriority w:val="39"/>
+    <w:rsid w:val="00CA53D9"/>
+    <w:pPr>
+      <w:spacing w:after="0" w:line="240" w:lineRule="auto"/>
+    </w:pPr>
+    <w:tblPr>
+      <w:tblBorders>
+        <w:top w:val="single" w:sz="4" w:space="0" w:color="auto"/>
+        <w:left w:val="single" w:sz="4" w:space="0" w:color="auto"/>
+        <w:bottom w:val="single" w:sz="4" w:space="0" w:color="auto"/>
+        <w:right w:val="single" w:sz="4" w:space="0" w:color="auto"/>
+        <w:insideH w:val="single" w:sz="4" w:space="0" w:color="auto"/>
+        <w:insideV w:val="single" w:sz="4" w:space="0" w:color="auto"/>
+      </w:tblBorders>
+    </w:tblPr>
+  </w:style>
 </w:styles>
 </file>
 

--- a/All_About.docx
+++ b/All_About.docx
@@ -4262,6 +4262,1423 @@
         <w:t>This is exactly the conversation that happens at architect and VP level when planning a release. The fact that you're asking this means you're already thinking at the right level.</w:t>
       </w:r>
     </w:p>
+    <w:p>
+      <w:r>
+        <w:t xml:space="preserve">Great question — this gets to the heart of how .NET </w:t>
+      </w:r>
+      <w:proofErr w:type="gramStart"/>
+      <w:r>
+        <w:t>actually runs</w:t>
+      </w:r>
+      <w:proofErr w:type="gramEnd"/>
+      <w:r>
+        <w:t xml:space="preserve"> your code.</w:t>
+      </w:r>
+    </w:p>
+    <w:p>
+      <w:r>
+        <w:pict w14:anchorId="7A935475">
+          <v:rect id="_x0000_i1265" style="width:0;height:1.5pt" o:hralign="center" o:hrstd="t" o:hr="t" fillcolor="#a0a0a0" stroked="f"/>
+        </w:pict>
+      </w:r>
+    </w:p>
+    <w:p>
+      <w:pPr>
+        <w:rPr>
+          <w:b/>
+          <w:bCs/>
+        </w:rPr>
+      </w:pPr>
+      <w:r>
+        <w:rPr>
+          <w:b/>
+          <w:bCs/>
+        </w:rPr>
+        <w:t>What JIT Does (How .NET worked traditionally)</w:t>
+      </w:r>
+    </w:p>
+    <w:p>
+      <w:r>
+        <w:t>When you run dotnet run, this is what happens every single time:</w:t>
+      </w:r>
+    </w:p>
+    <w:p>
+      <w:r>
+        <w:t>Your C# Code</w:t>
+      </w:r>
+    </w:p>
+    <w:p>
+      <w:r>
+        <w:t xml:space="preserve">      ↓</w:t>
+      </w:r>
+    </w:p>
+    <w:p>
+      <w:r>
+        <w:t>Compiler (build time)</w:t>
+      </w:r>
+    </w:p>
+    <w:p>
+      <w:r>
+        <w:t xml:space="preserve">      ↓</w:t>
+      </w:r>
+    </w:p>
+    <w:p>
+      <w:r>
+        <w:t>IL Code (Intermediate Language) ← NOT machine code yet</w:t>
+      </w:r>
+    </w:p>
+    <w:p>
+      <w:r>
+        <w:t xml:space="preserve">      </w:t>
+      </w:r>
+      <w:proofErr w:type="gramStart"/>
+      <w:r>
+        <w:t>↓  stored</w:t>
+      </w:r>
+      <w:proofErr w:type="gramEnd"/>
+      <w:r>
+        <w:t xml:space="preserve"> in your .</w:t>
+      </w:r>
+      <w:proofErr w:type="spellStart"/>
+      <w:r>
+        <w:t>dll</w:t>
+      </w:r>
+      <w:proofErr w:type="spellEnd"/>
+      <w:r>
+        <w:t xml:space="preserve"> file</w:t>
+      </w:r>
+    </w:p>
+    <w:p>
+      <w:r>
+        <w:t xml:space="preserve">      ↓</w:t>
+      </w:r>
+    </w:p>
+    <w:p>
+      <w:r>
+        <w:t>User hits your API endpoint</w:t>
+      </w:r>
+    </w:p>
+    <w:p>
+      <w:r>
+        <w:t xml:space="preserve">      ↓</w:t>
+      </w:r>
+    </w:p>
+    <w:p>
+      <w:r>
+        <w:t>JIT Compiler kicks in AT RUNTIME</w:t>
+      </w:r>
+    </w:p>
+    <w:p>
+      <w:r>
+        <w:t xml:space="preserve">      ↓</w:t>
+      </w:r>
+    </w:p>
+    <w:p>
+      <w:r>
+        <w:t>IL → Native Machine Code (NOW, while user is waiting)</w:t>
+      </w:r>
+    </w:p>
+    <w:p>
+      <w:r>
+        <w:lastRenderedPageBreak/>
+        <w:t xml:space="preserve">      ↓</w:t>
+      </w:r>
+    </w:p>
+    <w:p>
+      <w:r>
+        <w:t>CPU executes it</w:t>
+      </w:r>
+    </w:p>
+    <w:p>
+      <w:r>
+        <w:rPr>
+          <w:b/>
+          <w:bCs/>
+        </w:rPr>
+        <w:t>The problem with JIT:</w:t>
+      </w:r>
+    </w:p>
+    <w:p>
+      <w:pPr>
+        <w:numPr>
+          <w:ilvl w:val="0"/>
+          <w:numId w:val="3"/>
+        </w:numPr>
+      </w:pPr>
+      <w:r>
+        <w:t>Every method gets compiled the first time it's called</w:t>
+      </w:r>
+    </w:p>
+    <w:p>
+      <w:pPr>
+        <w:numPr>
+          <w:ilvl w:val="0"/>
+          <w:numId w:val="3"/>
+        </w:numPr>
+      </w:pPr>
+      <w:r>
+        <w:t xml:space="preserve">First request is always slower — this is called </w:t>
+      </w:r>
+      <w:r>
+        <w:rPr>
+          <w:b/>
+          <w:bCs/>
+        </w:rPr>
+        <w:t>cold start</w:t>
+      </w:r>
+    </w:p>
+    <w:p>
+      <w:pPr>
+        <w:numPr>
+          <w:ilvl w:val="0"/>
+          <w:numId w:val="3"/>
+        </w:numPr>
+      </w:pPr>
+      <w:r>
+        <w:t>The JIT compiler itself consumes CPU and memory at runtime</w:t>
+      </w:r>
+    </w:p>
+    <w:p>
+      <w:pPr>
+        <w:numPr>
+          <w:ilvl w:val="0"/>
+          <w:numId w:val="3"/>
+        </w:numPr>
+      </w:pPr>
+      <w:r>
+        <w:t>Your container needs the full .NET runtime installed (~200MB+)</w:t>
+      </w:r>
+    </w:p>
+    <w:p>
+      <w:r>
+        <w:pict w14:anchorId="011C06F1">
+          <v:rect id="_x0000_i1266" style="width:0;height:1.5pt" o:hralign="center" o:hrstd="t" o:hr="t" fillcolor="#a0a0a0" stroked="f"/>
+        </w:pict>
+      </w:r>
+    </w:p>
+    <w:p>
+      <w:pPr>
+        <w:rPr>
+          <w:b/>
+          <w:bCs/>
+        </w:rPr>
+      </w:pPr>
+      <w:r>
+        <w:rPr>
+          <w:b/>
+          <w:bCs/>
+        </w:rPr>
+        <w:t>What AOT Does Differently</w:t>
+      </w:r>
+    </w:p>
+    <w:p>
+      <w:r>
+        <w:t>Your C# Code</w:t>
+      </w:r>
+    </w:p>
+    <w:p>
+      <w:r>
+        <w:t xml:space="preserve">      ↓</w:t>
+      </w:r>
+    </w:p>
+    <w:p>
+      <w:r>
+        <w:t>AOT Compiler (build time — on your machine or in CI/CD)</w:t>
+      </w:r>
+    </w:p>
+    <w:p>
+      <w:r>
+        <w:t xml:space="preserve">      ↓</w:t>
+      </w:r>
+    </w:p>
+    <w:p>
+      <w:r>
+        <w:t>Native Machine Code ← compiled FULLY before deployment</w:t>
+      </w:r>
+    </w:p>
+    <w:p>
+      <w:r>
+        <w:t xml:space="preserve">      ↓</w:t>
+      </w:r>
+    </w:p>
+    <w:p>
+      <w:r>
+        <w:t>Shipped as a single self-contained binary</w:t>
+      </w:r>
+    </w:p>
+    <w:p>
+      <w:r>
+        <w:t xml:space="preserve">      ↓</w:t>
+      </w:r>
+    </w:p>
+    <w:p>
+      <w:r>
+        <w:t>User hits your API endpoint</w:t>
+      </w:r>
+    </w:p>
+    <w:p>
+      <w:r>
+        <w:t xml:space="preserve">      ↓</w:t>
+      </w:r>
+    </w:p>
+    <w:p>
+      <w:r>
+        <w:t>CPU executes it directly — no compilation step at all</w:t>
+      </w:r>
+    </w:p>
+    <w:p>
+      <w:r>
+        <w:rPr>
+          <w:b/>
+          <w:bCs/>
+        </w:rPr>
+        <w:t>The JIT compiler is completely removed from the picture.</w:t>
+      </w:r>
+    </w:p>
+    <w:p>
+      <w:r>
+        <w:pict w14:anchorId="2B42F789">
+          <v:rect id="_x0000_i1267" style="width:0;height:1.5pt" o:hralign="center" o:hrstd="t" o:hr="t" fillcolor="#a0a0a0" stroked="f"/>
+        </w:pict>
+      </w:r>
+    </w:p>
+    <w:p>
+      <w:pPr>
+        <w:rPr>
+          <w:b/>
+          <w:bCs/>
+        </w:rPr>
+      </w:pPr>
+      <w:r>
+        <w:rPr>
+          <w:b/>
+          <w:bCs/>
+        </w:rPr>
+        <w:t>Why This Makes It Faster — Specifically</w:t>
+      </w:r>
+    </w:p>
+    <w:tbl>
+      <w:tblPr>
+        <w:tblW w:w="0" w:type="auto"/>
+        <w:tblCellSpacing w:w="15" w:type="dxa"/>
+        <w:tblCellMar>
+          <w:top w:w="15" w:type="dxa"/>
+          <w:left w:w="15" w:type="dxa"/>
+          <w:bottom w:w="15" w:type="dxa"/>
+          <w:right w:w="15" w:type="dxa"/>
+        </w:tblCellMar>
+        <w:tblLook w:val="04A0" w:firstRow="1" w:lastRow="0" w:firstColumn="1" w:lastColumn="0" w:noHBand="0" w:noVBand="1"/>
+      </w:tblPr>
+      <w:tblGrid>
+        <w:gridCol w:w="2528"/>
+        <w:gridCol w:w="3230"/>
+        <w:gridCol w:w="3268"/>
+      </w:tblGrid>
+      <w:tr>
+        <w:trPr>
+          <w:tblHeader/>
+          <w:tblCellSpacing w:w="15" w:type="dxa"/>
+        </w:trPr>
+        <w:tc>
+          <w:tcPr>
+            <w:tcW w:w="0" w:type="auto"/>
+            <w:vAlign w:val="center"/>
+            <w:hideMark/>
+          </w:tcPr>
+          <w:p>
+            <w:pPr>
+              <w:rPr>
+                <w:b/>
+                <w:bCs/>
+              </w:rPr>
+            </w:pPr>
+            <w:r>
+              <w:rPr>
+                <w:b/>
+                <w:bCs/>
+              </w:rPr>
+              <w:t>What Happens</w:t>
+            </w:r>
+          </w:p>
+        </w:tc>
+        <w:tc>
+          <w:tcPr>
+            <w:tcW w:w="0" w:type="auto"/>
+            <w:vAlign w:val="center"/>
+            <w:hideMark/>
+          </w:tcPr>
+          <w:p>
+            <w:pPr>
+              <w:rPr>
+                <w:b/>
+                <w:bCs/>
+              </w:rPr>
+            </w:pPr>
+            <w:r>
+              <w:rPr>
+                <w:b/>
+                <w:bCs/>
+              </w:rPr>
+              <w:t>JIT</w:t>
+            </w:r>
+          </w:p>
+        </w:tc>
+        <w:tc>
+          <w:tcPr>
+            <w:tcW w:w="0" w:type="auto"/>
+            <w:vAlign w:val="center"/>
+            <w:hideMark/>
+          </w:tcPr>
+          <w:p>
+            <w:pPr>
+              <w:rPr>
+                <w:b/>
+                <w:bCs/>
+              </w:rPr>
+            </w:pPr>
+            <w:r>
+              <w:rPr>
+                <w:b/>
+                <w:bCs/>
+              </w:rPr>
+              <w:t>AOT</w:t>
+            </w:r>
+          </w:p>
+        </w:tc>
+      </w:tr>
+      <w:tr>
+        <w:trPr>
+          <w:tblCellSpacing w:w="15" w:type="dxa"/>
+        </w:trPr>
+        <w:tc>
+          <w:tcPr>
+            <w:tcW w:w="0" w:type="auto"/>
+            <w:vAlign w:val="center"/>
+            <w:hideMark/>
+          </w:tcPr>
+          <w:p>
+            <w:r>
+              <w:t>First request (cold start)</w:t>
+            </w:r>
+          </w:p>
+        </w:tc>
+        <w:tc>
+          <w:tcPr>
+            <w:tcW w:w="0" w:type="auto"/>
+            <w:vAlign w:val="center"/>
+            <w:hideMark/>
+          </w:tcPr>
+          <w:p>
+            <w:r>
+              <w:rPr>
+                <w:rFonts w:ascii="Segoe UI Emoji" w:hAnsi="Segoe UI Emoji" w:cs="Segoe UI Emoji"/>
+              </w:rPr>
+              <w:t>❌</w:t>
+            </w:r>
+            <w:r>
+              <w:t xml:space="preserve"> Slow — JIT compiling</w:t>
+            </w:r>
+          </w:p>
+        </w:tc>
+        <w:tc>
+          <w:tcPr>
+            <w:tcW w:w="0" w:type="auto"/>
+            <w:vAlign w:val="center"/>
+            <w:hideMark/>
+          </w:tcPr>
+          <w:p>
+            <w:r>
+              <w:rPr>
+                <w:rFonts w:ascii="Segoe UI Emoji" w:hAnsi="Segoe UI Emoji" w:cs="Segoe UI Emoji"/>
+              </w:rPr>
+              <w:t>✅</w:t>
+            </w:r>
+            <w:r>
+              <w:t xml:space="preserve"> Instant — already compiled</w:t>
+            </w:r>
+          </w:p>
+        </w:tc>
+      </w:tr>
+      <w:tr>
+        <w:trPr>
+          <w:tblCellSpacing w:w="15" w:type="dxa"/>
+        </w:trPr>
+        <w:tc>
+          <w:tcPr>
+            <w:tcW w:w="0" w:type="auto"/>
+            <w:vAlign w:val="center"/>
+            <w:hideMark/>
+          </w:tcPr>
+          <w:p>
+            <w:r>
+              <w:t>Memory at startup</w:t>
+            </w:r>
+          </w:p>
+        </w:tc>
+        <w:tc>
+          <w:tcPr>
+            <w:tcW w:w="0" w:type="auto"/>
+            <w:vAlign w:val="center"/>
+            <w:hideMark/>
+          </w:tcPr>
+          <w:p>
+            <w:r>
+              <w:rPr>
+                <w:rFonts w:ascii="Segoe UI Emoji" w:hAnsi="Segoe UI Emoji" w:cs="Segoe UI Emoji"/>
+              </w:rPr>
+              <w:t>❌</w:t>
+            </w:r>
+            <w:r>
+              <w:t xml:space="preserve"> JIT engine loaded into RAM</w:t>
+            </w:r>
+          </w:p>
+        </w:tc>
+        <w:tc>
+          <w:tcPr>
+            <w:tcW w:w="0" w:type="auto"/>
+            <w:vAlign w:val="center"/>
+            <w:hideMark/>
+          </w:tcPr>
+          <w:p>
+            <w:r>
+              <w:rPr>
+                <w:rFonts w:ascii="Segoe UI Emoji" w:hAnsi="Segoe UI Emoji" w:cs="Segoe UI Emoji"/>
+              </w:rPr>
+              <w:t>✅</w:t>
+            </w:r>
+            <w:r>
+              <w:t xml:space="preserve"> Just your app</w:t>
+            </w:r>
+          </w:p>
+        </w:tc>
+      </w:tr>
+      <w:tr>
+        <w:trPr>
+          <w:tblCellSpacing w:w="15" w:type="dxa"/>
+        </w:trPr>
+        <w:tc>
+          <w:tcPr>
+            <w:tcW w:w="0" w:type="auto"/>
+            <w:vAlign w:val="center"/>
+            <w:hideMark/>
+          </w:tcPr>
+          <w:p>
+            <w:r>
+              <w:lastRenderedPageBreak/>
+              <w:t>Binary/container size</w:t>
+            </w:r>
+          </w:p>
+        </w:tc>
+        <w:tc>
+          <w:tcPr>
+            <w:tcW w:w="0" w:type="auto"/>
+            <w:vAlign w:val="center"/>
+            <w:hideMark/>
+          </w:tcPr>
+          <w:p>
+            <w:r>
+              <w:rPr>
+                <w:rFonts w:ascii="Segoe UI Emoji" w:hAnsi="Segoe UI Emoji" w:cs="Segoe UI Emoji"/>
+              </w:rPr>
+              <w:t>❌</w:t>
+            </w:r>
+            <w:r>
+              <w:t xml:space="preserve"> Full .NET runtime (~200MB)</w:t>
+            </w:r>
+          </w:p>
+        </w:tc>
+        <w:tc>
+          <w:tcPr>
+            <w:tcW w:w="0" w:type="auto"/>
+            <w:vAlign w:val="center"/>
+            <w:hideMark/>
+          </w:tcPr>
+          <w:p>
+            <w:r>
+              <w:rPr>
+                <w:rFonts w:ascii="Segoe UI Emoji" w:hAnsi="Segoe UI Emoji" w:cs="Segoe UI Emoji"/>
+              </w:rPr>
+              <w:t>✅</w:t>
+            </w:r>
+            <w:r>
+              <w:t xml:space="preserve"> Single binary (~10–20MB)</w:t>
+            </w:r>
+          </w:p>
+        </w:tc>
+      </w:tr>
+      <w:tr>
+        <w:trPr>
+          <w:tblCellSpacing w:w="15" w:type="dxa"/>
+        </w:trPr>
+        <w:tc>
+          <w:tcPr>
+            <w:tcW w:w="0" w:type="auto"/>
+            <w:vAlign w:val="center"/>
+            <w:hideMark/>
+          </w:tcPr>
+          <w:p>
+            <w:r>
+              <w:t>Startup time</w:t>
+            </w:r>
+          </w:p>
+        </w:tc>
+        <w:tc>
+          <w:tcPr>
+            <w:tcW w:w="0" w:type="auto"/>
+            <w:vAlign w:val="center"/>
+            <w:hideMark/>
+          </w:tcPr>
+          <w:p>
+            <w:r>
+              <w:rPr>
+                <w:rFonts w:ascii="Segoe UI Emoji" w:hAnsi="Segoe UI Emoji" w:cs="Segoe UI Emoji"/>
+              </w:rPr>
+              <w:t>❌</w:t>
+            </w:r>
+            <w:r>
+              <w:t xml:space="preserve"> 500ms–2s</w:t>
+            </w:r>
+          </w:p>
+        </w:tc>
+        <w:tc>
+          <w:tcPr>
+            <w:tcW w:w="0" w:type="auto"/>
+            <w:vAlign w:val="center"/>
+            <w:hideMark/>
+          </w:tcPr>
+          <w:p>
+            <w:r>
+              <w:rPr>
+                <w:rFonts w:ascii="Segoe UI Emoji" w:hAnsi="Segoe UI Emoji" w:cs="Segoe UI Emoji"/>
+              </w:rPr>
+              <w:t>✅</w:t>
+            </w:r>
+            <w:r>
+              <w:t xml:space="preserve"> Milliseconds</w:t>
+            </w:r>
+          </w:p>
+        </w:tc>
+      </w:tr>
+      <w:tr>
+        <w:trPr>
+          <w:tblCellSpacing w:w="15" w:type="dxa"/>
+        </w:trPr>
+        <w:tc>
+          <w:tcPr>
+            <w:tcW w:w="0" w:type="auto"/>
+            <w:vAlign w:val="center"/>
+            <w:hideMark/>
+          </w:tcPr>
+          <w:p>
+            <w:r>
+              <w:t>Peak performance</w:t>
+            </w:r>
+          </w:p>
+        </w:tc>
+        <w:tc>
+          <w:tcPr>
+            <w:tcW w:w="0" w:type="auto"/>
+            <w:vAlign w:val="center"/>
+            <w:hideMark/>
+          </w:tcPr>
+          <w:p>
+            <w:r>
+              <w:rPr>
+                <w:rFonts w:ascii="Segoe UI Emoji" w:hAnsi="Segoe UI Emoji" w:cs="Segoe UI Emoji"/>
+              </w:rPr>
+              <w:t>⚠️</w:t>
+            </w:r>
+            <w:r>
+              <w:t xml:space="preserve"> JIT can optimise at runtime</w:t>
+            </w:r>
+          </w:p>
+        </w:tc>
+        <w:tc>
+          <w:tcPr>
+            <w:tcW w:w="0" w:type="auto"/>
+            <w:vAlign w:val="center"/>
+            <w:hideMark/>
+          </w:tcPr>
+          <w:p>
+            <w:r>
+              <w:rPr>
+                <w:rFonts w:ascii="Segoe UI Emoji" w:hAnsi="Segoe UI Emoji" w:cs="Segoe UI Emoji"/>
+              </w:rPr>
+              <w:t>✅</w:t>
+            </w:r>
+            <w:r>
+              <w:t xml:space="preserve"> </w:t>
+            </w:r>
+            <w:proofErr w:type="gramStart"/>
+            <w:r>
+              <w:t>Pre-optimised</w:t>
+            </w:r>
+            <w:proofErr w:type="gramEnd"/>
+            <w:r>
+              <w:t xml:space="preserve"> at build</w:t>
+            </w:r>
+          </w:p>
+        </w:tc>
+      </w:tr>
+    </w:tbl>
+    <w:p>
+      <w:r>
+        <w:pict w14:anchorId="431F0E26">
+          <v:rect id="_x0000_i1268" style="width:0;height:1.5pt" o:hralign="center" o:hrstd="t" o:hr="t" fillcolor="#a0a0a0" stroked="f"/>
+        </w:pict>
+      </w:r>
+    </w:p>
+    <w:p>
+      <w:pPr>
+        <w:rPr>
+          <w:b/>
+          <w:bCs/>
+        </w:rPr>
+      </w:pPr>
+      <w:r>
+        <w:rPr>
+          <w:b/>
+          <w:bCs/>
+        </w:rPr>
+        <w:t xml:space="preserve">A </w:t>
+      </w:r>
+      <w:proofErr w:type="gramStart"/>
+      <w:r>
+        <w:rPr>
+          <w:b/>
+          <w:bCs/>
+        </w:rPr>
+        <w:t>Real World</w:t>
+      </w:r>
+      <w:proofErr w:type="gramEnd"/>
+      <w:r>
+        <w:rPr>
+          <w:b/>
+          <w:bCs/>
+        </w:rPr>
+        <w:t xml:space="preserve"> Analogy</w:t>
+      </w:r>
+    </w:p>
+    <w:p>
+      <w:r>
+        <w:rPr>
+          <w:b/>
+          <w:bCs/>
+        </w:rPr>
+        <w:t>JIT</w:t>
+      </w:r>
+      <w:r>
+        <w:t xml:space="preserve"> is like a chef who reads the recipe for the first time when the customer orders. The first dish takes longer — they're reading and cooking simultaneously. By the 10th order they're fast because they've memorised it.</w:t>
+      </w:r>
+    </w:p>
+    <w:p>
+      <w:r>
+        <w:rPr>
+          <w:b/>
+          <w:bCs/>
+        </w:rPr>
+        <w:t>AOT</w:t>
+      </w:r>
+      <w:r>
+        <w:t xml:space="preserve"> is like a chef who studied and memorised the entire menu before the restaurant opened. Every order is served at full speed from the very first customer.</w:t>
+      </w:r>
+    </w:p>
+    <w:p>
+      <w:r>
+        <w:pict w14:anchorId="196EA2CF">
+          <v:rect id="_x0000_i1269" style="width:0;height:1.5pt" o:hralign="center" o:hrstd="t" o:hr="t" fillcolor="#a0a0a0" stroked="f"/>
+        </w:pict>
+      </w:r>
+    </w:p>
+    <w:p>
+      <w:pPr>
+        <w:rPr>
+          <w:b/>
+          <w:bCs/>
+        </w:rPr>
+      </w:pPr>
+      <w:r>
+        <w:rPr>
+          <w:b/>
+          <w:bCs/>
+        </w:rPr>
+        <w:t>Where AOT Matters Most in Your Architecture</w:t>
+      </w:r>
+    </w:p>
+    <w:p>
+      <w:r>
+        <w:rPr>
+          <w:b/>
+          <w:bCs/>
+        </w:rPr>
+        <w:t>Lambda / Serverless functions</w:t>
+      </w:r>
+      <w:r>
+        <w:t xml:space="preserve"> — this is where AOT is a game changer:</w:t>
+      </w:r>
+    </w:p>
+    <w:p>
+      <w:r>
+        <w:t>Lambda cold start with JIT:   800ms–2000</w:t>
+      </w:r>
+      <w:proofErr w:type="gramStart"/>
+      <w:r>
+        <w:t>ms  ←</w:t>
+      </w:r>
+      <w:proofErr w:type="gramEnd"/>
+      <w:r>
+        <w:t xml:space="preserve"> users notice this</w:t>
+      </w:r>
+    </w:p>
+    <w:p>
+      <w:r>
+        <w:t>Lambda cold start with AOT:   50ms–100ms    ← invisible to users</w:t>
+      </w:r>
+    </w:p>
+    <w:p>
+      <w:r>
+        <w:t xml:space="preserve">Every time AWS spins up a new Lambda instance (which happens constantly under load), JIT </w:t>
+      </w:r>
+      <w:proofErr w:type="gramStart"/>
+      <w:r>
+        <w:t>has to</w:t>
+      </w:r>
+      <w:proofErr w:type="gramEnd"/>
+      <w:r>
+        <w:t xml:space="preserve"> compile everything from scratch. AOT eliminates this entirely.</w:t>
+      </w:r>
+    </w:p>
+    <w:p>
+      <w:r>
+        <w:rPr>
+          <w:b/>
+          <w:bCs/>
+        </w:rPr>
+        <w:t>Containers (your Docker image):</w:t>
+      </w:r>
+    </w:p>
+    <w:p>
+      <w:r>
+        <w:t>JIT container:   ~250MB image, 1–2s startup</w:t>
+      </w:r>
+    </w:p>
+    <w:p>
+      <w:r>
+        <w:t xml:space="preserve">AOT container:   ~30MB </w:t>
+      </w:r>
+      <w:proofErr w:type="gramStart"/>
+      <w:r>
+        <w:t>image,  &lt;</w:t>
+      </w:r>
+      <w:proofErr w:type="gramEnd"/>
+      <w:r>
+        <w:t>100ms startup</w:t>
+      </w:r>
+    </w:p>
+    <w:p>
+      <w:r>
+        <w:t>Smaller image = faster pull from ECR/Docker Hub = faster deployment in your CI/CD pipeline.</w:t>
+      </w:r>
+    </w:p>
+    <w:p>
+      <w:r>
+        <w:pict w14:anchorId="446896A5">
+          <v:rect id="_x0000_i1270" style="width:0;height:1.5pt" o:hralign="center" o:hrstd="t" o:hr="t" fillcolor="#a0a0a0" stroked="f"/>
+        </w:pict>
+      </w:r>
+    </w:p>
+    <w:p>
+      <w:pPr>
+        <w:rPr>
+          <w:b/>
+          <w:bCs/>
+        </w:rPr>
+      </w:pPr>
+      <w:r>
+        <w:rPr>
+          <w:b/>
+          <w:bCs/>
+        </w:rPr>
+        <w:t>How to Enable AOT in Your .NET 8 Project</w:t>
+      </w:r>
+    </w:p>
+    <w:p>
+      <w:r>
+        <w:t xml:space="preserve">In your </w:t>
+      </w:r>
+      <w:proofErr w:type="spellStart"/>
+      <w:r>
+        <w:t>App_with_yml_dot.csproj</w:t>
+      </w:r>
+      <w:proofErr w:type="spellEnd"/>
+      <w:r>
+        <w:t>:</w:t>
+      </w:r>
+    </w:p>
+    <w:p>
+      <w:r>
+        <w:t>&lt;</w:t>
+      </w:r>
+      <w:proofErr w:type="spellStart"/>
+      <w:r>
+        <w:t>PropertyGroup</w:t>
+      </w:r>
+      <w:proofErr w:type="spellEnd"/>
+      <w:r>
+        <w:t>&gt;</w:t>
+      </w:r>
+    </w:p>
+    <w:p>
+      <w:r>
+        <w:t xml:space="preserve">  &lt;</w:t>
+      </w:r>
+      <w:proofErr w:type="spellStart"/>
+      <w:r>
+        <w:t>TargetFramework</w:t>
+      </w:r>
+      <w:proofErr w:type="spellEnd"/>
+      <w:r>
+        <w:t>&gt;net8.0&lt;/</w:t>
+      </w:r>
+      <w:proofErr w:type="spellStart"/>
+      <w:r>
+        <w:t>TargetFramework</w:t>
+      </w:r>
+      <w:proofErr w:type="spellEnd"/>
+      <w:r>
+        <w:t>&gt;</w:t>
+      </w:r>
+    </w:p>
+    <w:p>
+      <w:r>
+        <w:lastRenderedPageBreak/>
+        <w:t xml:space="preserve">  &lt;</w:t>
+      </w:r>
+      <w:proofErr w:type="spellStart"/>
+      <w:r>
+        <w:t>PublishAot</w:t>
+      </w:r>
+      <w:proofErr w:type="spellEnd"/>
+      <w:r>
+        <w:t>&gt;true&lt;/</w:t>
+      </w:r>
+      <w:proofErr w:type="spellStart"/>
+      <w:r>
+        <w:t>PublishAot</w:t>
+      </w:r>
+      <w:proofErr w:type="spellEnd"/>
+      <w:r>
+        <w:t xml:space="preserve">&gt;          </w:t>
+      </w:r>
+      <w:proofErr w:type="gramStart"/>
+      <w:r>
+        <w:t>&lt;!--</w:t>
+      </w:r>
+      <w:proofErr w:type="gramEnd"/>
+      <w:r>
+        <w:t xml:space="preserve"> enable AOT --&gt;</w:t>
+      </w:r>
+    </w:p>
+    <w:p>
+      <w:r>
+        <w:t xml:space="preserve">  &lt;</w:t>
+      </w:r>
+      <w:proofErr w:type="spellStart"/>
+      <w:r>
+        <w:t>InvariantGlobalization</w:t>
+      </w:r>
+      <w:proofErr w:type="spellEnd"/>
+      <w:r>
+        <w:t>&gt;true&lt;/</w:t>
+      </w:r>
+      <w:proofErr w:type="spellStart"/>
+      <w:r>
+        <w:t>InvariantGlobalization</w:t>
+      </w:r>
+      <w:proofErr w:type="spellEnd"/>
+      <w:r>
+        <w:t>&gt;</w:t>
+      </w:r>
+    </w:p>
+    <w:p>
+      <w:r>
+        <w:t>&lt;/</w:t>
+      </w:r>
+      <w:proofErr w:type="spellStart"/>
+      <w:r>
+        <w:t>PropertyGroup</w:t>
+      </w:r>
+      <w:proofErr w:type="spellEnd"/>
+      <w:r>
+        <w:t>&gt;</w:t>
+      </w:r>
+    </w:p>
+    <w:p>
+      <w:r>
+        <w:t>And in your CI/CD pipeline (the YAML), the publish step already handles it:</w:t>
+      </w:r>
+    </w:p>
+    <w:p>
+      <w:r>
+        <w:t>- name: Publish App</w:t>
+      </w:r>
+    </w:p>
+    <w:p>
+      <w:r>
+        <w:t xml:space="preserve">  run: dotnet publish App_with_yml_dot.sln -c Release -o publish</w:t>
+      </w:r>
+    </w:p>
+    <w:p>
+      <w:r>
+        <w:t xml:space="preserve">With </w:t>
+      </w:r>
+      <w:proofErr w:type="spellStart"/>
+      <w:r>
+        <w:t>PublishAot</w:t>
+      </w:r>
+      <w:proofErr w:type="spellEnd"/>
+      <w:r>
+        <w:t>&gt;true set, this command now produces a single native binary instead of IL code.</w:t>
+      </w:r>
+    </w:p>
+    <w:p>
+      <w:r>
+        <w:pict w14:anchorId="7B6821A9">
+          <v:rect id="_x0000_i1271" style="width:0;height:1.5pt" o:hralign="center" o:hrstd="t" o:hr="t" fillcolor="#a0a0a0" stroked="f"/>
+        </w:pict>
+      </w:r>
+    </w:p>
+    <w:p>
+      <w:pPr>
+        <w:rPr>
+          <w:b/>
+          <w:bCs/>
+        </w:rPr>
+      </w:pPr>
+      <w:r>
+        <w:rPr>
+          <w:b/>
+          <w:bCs/>
+        </w:rPr>
+        <w:t>The Honest Trade-off</w:t>
+      </w:r>
+    </w:p>
+    <w:p>
+      <w:r>
+        <w:t>AOT is not free — there are real costs:</w:t>
+      </w:r>
+    </w:p>
+    <w:tbl>
+      <w:tblPr>
+        <w:tblW w:w="0" w:type="auto"/>
+        <w:tblCellSpacing w:w="15" w:type="dxa"/>
+        <w:tblCellMar>
+          <w:top w:w="15" w:type="dxa"/>
+          <w:left w:w="15" w:type="dxa"/>
+          <w:bottom w:w="15" w:type="dxa"/>
+          <w:right w:w="15" w:type="dxa"/>
+        </w:tblCellMar>
+        <w:tblLook w:val="04A0" w:firstRow="1" w:lastRow="0" w:firstColumn="1" w:lastColumn="0" w:noHBand="0" w:noVBand="1"/>
+      </w:tblPr>
+      <w:tblGrid>
+        <w:gridCol w:w="2306"/>
+        <w:gridCol w:w="3442"/>
+        <w:gridCol w:w="2656"/>
+      </w:tblGrid>
+      <w:tr>
+        <w:trPr>
+          <w:tblHeader/>
+          <w:tblCellSpacing w:w="15" w:type="dxa"/>
+        </w:trPr>
+        <w:tc>
+          <w:tcPr>
+            <w:tcW w:w="0" w:type="auto"/>
+            <w:vAlign w:val="center"/>
+            <w:hideMark/>
+          </w:tcPr>
+          <w:p/>
+        </w:tc>
+        <w:tc>
+          <w:tcPr>
+            <w:tcW w:w="0" w:type="auto"/>
+            <w:vAlign w:val="center"/>
+            <w:hideMark/>
+          </w:tcPr>
+          <w:p>
+            <w:pPr>
+              <w:rPr>
+                <w:b/>
+                <w:bCs/>
+              </w:rPr>
+            </w:pPr>
+            <w:r>
+              <w:rPr>
+                <w:b/>
+                <w:bCs/>
+              </w:rPr>
+              <w:t>JIT</w:t>
+            </w:r>
+          </w:p>
+        </w:tc>
+        <w:tc>
+          <w:tcPr>
+            <w:tcW w:w="0" w:type="auto"/>
+            <w:vAlign w:val="center"/>
+            <w:hideMark/>
+          </w:tcPr>
+          <w:p>
+            <w:pPr>
+              <w:rPr>
+                <w:b/>
+                <w:bCs/>
+              </w:rPr>
+            </w:pPr>
+            <w:r>
+              <w:rPr>
+                <w:b/>
+                <w:bCs/>
+              </w:rPr>
+              <w:t>AOT</w:t>
+            </w:r>
+          </w:p>
+        </w:tc>
+      </w:tr>
+      <w:tr>
+        <w:trPr>
+          <w:tblCellSpacing w:w="15" w:type="dxa"/>
+        </w:trPr>
+        <w:tc>
+          <w:tcPr>
+            <w:tcW w:w="0" w:type="auto"/>
+            <w:vAlign w:val="center"/>
+            <w:hideMark/>
+          </w:tcPr>
+          <w:p>
+            <w:r>
+              <w:t>Reflection</w:t>
+            </w:r>
+          </w:p>
+        </w:tc>
+        <w:tc>
+          <w:tcPr>
+            <w:tcW w:w="0" w:type="auto"/>
+            <w:vAlign w:val="center"/>
+            <w:hideMark/>
+          </w:tcPr>
+          <w:p>
+            <w:r>
+              <w:rPr>
+                <w:rFonts w:ascii="Segoe UI Emoji" w:hAnsi="Segoe UI Emoji" w:cs="Segoe UI Emoji"/>
+              </w:rPr>
+              <w:t>✅</w:t>
+            </w:r>
+            <w:r>
+              <w:t xml:space="preserve"> Full support</w:t>
+            </w:r>
+          </w:p>
+        </w:tc>
+        <w:tc>
+          <w:tcPr>
+            <w:tcW w:w="0" w:type="auto"/>
+            <w:vAlign w:val="center"/>
+            <w:hideMark/>
+          </w:tcPr>
+          <w:p>
+            <w:r>
+              <w:rPr>
+                <w:rFonts w:ascii="Segoe UI Emoji" w:hAnsi="Segoe UI Emoji" w:cs="Segoe UI Emoji"/>
+              </w:rPr>
+              <w:t>⚠️</w:t>
+            </w:r>
+            <w:r>
+              <w:t xml:space="preserve"> Limited</w:t>
+            </w:r>
+          </w:p>
+        </w:tc>
+      </w:tr>
+      <w:tr>
+        <w:trPr>
+          <w:tblCellSpacing w:w="15" w:type="dxa"/>
+        </w:trPr>
+        <w:tc>
+          <w:tcPr>
+            <w:tcW w:w="0" w:type="auto"/>
+            <w:vAlign w:val="center"/>
+            <w:hideMark/>
+          </w:tcPr>
+          <w:p>
+            <w:r>
+              <w:t>Dynamic code</w:t>
+            </w:r>
+          </w:p>
+        </w:tc>
+        <w:tc>
+          <w:tcPr>
+            <w:tcW w:w="0" w:type="auto"/>
+            <w:vAlign w:val="center"/>
+            <w:hideMark/>
+          </w:tcPr>
+          <w:p>
+            <w:r>
+              <w:rPr>
+                <w:rFonts w:ascii="Segoe UI Emoji" w:hAnsi="Segoe UI Emoji" w:cs="Segoe UI Emoji"/>
+              </w:rPr>
+              <w:t>✅</w:t>
+            </w:r>
+            <w:r>
+              <w:t xml:space="preserve"> Works</w:t>
+            </w:r>
+          </w:p>
+        </w:tc>
+        <w:tc>
+          <w:tcPr>
+            <w:tcW w:w="0" w:type="auto"/>
+            <w:vAlign w:val="center"/>
+            <w:hideMark/>
+          </w:tcPr>
+          <w:p>
+            <w:r>
+              <w:rPr>
+                <w:rFonts w:ascii="Segoe UI Emoji" w:hAnsi="Segoe UI Emoji" w:cs="Segoe UI Emoji"/>
+              </w:rPr>
+              <w:t>❌</w:t>
+            </w:r>
+            <w:r>
+              <w:t xml:space="preserve"> Doesn't work</w:t>
+            </w:r>
+          </w:p>
+        </w:tc>
+      </w:tr>
+      <w:tr>
+        <w:trPr>
+          <w:tblCellSpacing w:w="15" w:type="dxa"/>
+        </w:trPr>
+        <w:tc>
+          <w:tcPr>
+            <w:tcW w:w="0" w:type="auto"/>
+            <w:vAlign w:val="center"/>
+            <w:hideMark/>
+          </w:tcPr>
+          <w:p>
+            <w:r>
+              <w:t>Build time</w:t>
+            </w:r>
+          </w:p>
+        </w:tc>
+        <w:tc>
+          <w:tcPr>
+            <w:tcW w:w="0" w:type="auto"/>
+            <w:vAlign w:val="center"/>
+            <w:hideMark/>
+          </w:tcPr>
+          <w:p>
+            <w:r>
+              <w:rPr>
+                <w:rFonts w:ascii="Segoe UI Emoji" w:hAnsi="Segoe UI Emoji" w:cs="Segoe UI Emoji"/>
+              </w:rPr>
+              <w:t>✅</w:t>
+            </w:r>
+            <w:r>
+              <w:t xml:space="preserve"> Fast</w:t>
+            </w:r>
+          </w:p>
+        </w:tc>
+        <w:tc>
+          <w:tcPr>
+            <w:tcW w:w="0" w:type="auto"/>
+            <w:vAlign w:val="center"/>
+            <w:hideMark/>
+          </w:tcPr>
+          <w:p>
+            <w:r>
+              <w:rPr>
+                <w:rFonts w:ascii="Segoe UI Emoji" w:hAnsi="Segoe UI Emoji" w:cs="Segoe UI Emoji"/>
+              </w:rPr>
+              <w:t>❌</w:t>
+            </w:r>
+            <w:r>
+              <w:t xml:space="preserve"> Slower build</w:t>
+            </w:r>
+          </w:p>
+        </w:tc>
+      </w:tr>
+      <w:tr>
+        <w:trPr>
+          <w:tblCellSpacing w:w="15" w:type="dxa"/>
+        </w:trPr>
+        <w:tc>
+          <w:tcPr>
+            <w:tcW w:w="0" w:type="auto"/>
+            <w:vAlign w:val="center"/>
+            <w:hideMark/>
+          </w:tcPr>
+          <w:p>
+            <w:r>
+              <w:t>Debugging</w:t>
+            </w:r>
+          </w:p>
+        </w:tc>
+        <w:tc>
+          <w:tcPr>
+            <w:tcW w:w="0" w:type="auto"/>
+            <w:vAlign w:val="center"/>
+            <w:hideMark/>
+          </w:tcPr>
+          <w:p>
+            <w:r>
+              <w:rPr>
+                <w:rFonts w:ascii="Segoe UI Emoji" w:hAnsi="Segoe UI Emoji" w:cs="Segoe UI Emoji"/>
+              </w:rPr>
+              <w:t>✅</w:t>
+            </w:r>
+            <w:r>
+              <w:t xml:space="preserve"> Easy</w:t>
+            </w:r>
+          </w:p>
+        </w:tc>
+        <w:tc>
+          <w:tcPr>
+            <w:tcW w:w="0" w:type="auto"/>
+            <w:vAlign w:val="center"/>
+            <w:hideMark/>
+          </w:tcPr>
+          <w:p>
+            <w:r>
+              <w:rPr>
+                <w:rFonts w:ascii="Segoe UI Emoji" w:hAnsi="Segoe UI Emoji" w:cs="Segoe UI Emoji"/>
+              </w:rPr>
+              <w:t>⚠️</w:t>
+            </w:r>
+            <w:r>
+              <w:t xml:space="preserve"> Harder</w:t>
+            </w:r>
+          </w:p>
+        </w:tc>
+      </w:tr>
+      <w:tr>
+        <w:trPr>
+          <w:tblCellSpacing w:w="15" w:type="dxa"/>
+        </w:trPr>
+        <w:tc>
+          <w:tcPr>
+            <w:tcW w:w="0" w:type="auto"/>
+            <w:vAlign w:val="center"/>
+            <w:hideMark/>
+          </w:tcPr>
+          <w:p>
+            <w:r>
+              <w:t>Runtime optimisation</w:t>
+            </w:r>
+          </w:p>
+        </w:tc>
+        <w:tc>
+          <w:tcPr>
+            <w:tcW w:w="0" w:type="auto"/>
+            <w:vAlign w:val="center"/>
+            <w:hideMark/>
+          </w:tcPr>
+          <w:p>
+            <w:r>
+              <w:rPr>
+                <w:rFonts w:ascii="Segoe UI Emoji" w:hAnsi="Segoe UI Emoji" w:cs="Segoe UI Emoji"/>
+              </w:rPr>
+              <w:t>✅</w:t>
+            </w:r>
+            <w:r>
+              <w:t xml:space="preserve"> Adapts to real traffic patterns</w:t>
+            </w:r>
+          </w:p>
+        </w:tc>
+        <w:tc>
+          <w:tcPr>
+            <w:tcW w:w="0" w:type="auto"/>
+            <w:vAlign w:val="center"/>
+            <w:hideMark/>
+          </w:tcPr>
+          <w:p>
+            <w:r>
+              <w:rPr>
+                <w:rFonts w:ascii="Segoe UI Emoji" w:hAnsi="Segoe UI Emoji" w:cs="Segoe UI Emoji"/>
+              </w:rPr>
+              <w:t>❌</w:t>
+            </w:r>
+            <w:r>
+              <w:t xml:space="preserve"> Fixed at compile time</w:t>
+            </w:r>
+          </w:p>
+        </w:tc>
+      </w:tr>
+    </w:tbl>
+    <w:p>
+      <w:r>
+        <w:t xml:space="preserve">JIT can </w:t>
+      </w:r>
+      <w:proofErr w:type="gramStart"/>
+      <w:r>
+        <w:t>actually produce</w:t>
+      </w:r>
+      <w:proofErr w:type="gramEnd"/>
+      <w:r>
+        <w:t xml:space="preserve"> </w:t>
+      </w:r>
+      <w:r>
+        <w:rPr>
+          <w:b/>
+          <w:bCs/>
+        </w:rPr>
+        <w:t>faster peak throughput</w:t>
+      </w:r>
+      <w:r>
+        <w:t xml:space="preserve"> than AOT in long-running services because it profiles real usage and optimises hot paths at runtime. AOT wins on </w:t>
+      </w:r>
+      <w:r>
+        <w:rPr>
+          <w:b/>
+          <w:bCs/>
+        </w:rPr>
+        <w:t>startup time and memory</w:t>
+      </w:r>
+      <w:r>
+        <w:t xml:space="preserve"> — JIT wins on </w:t>
+      </w:r>
+      <w:r>
+        <w:rPr>
+          <w:b/>
+          <w:bCs/>
+        </w:rPr>
+        <w:t>sustained throughput</w:t>
+      </w:r>
+      <w:r>
+        <w:t>.</w:t>
+      </w:r>
+    </w:p>
+    <w:p>
+      <w:r>
+        <w:pict w14:anchorId="64E05BE9">
+          <v:rect id="_x0000_i1272" style="width:0;height:1.5pt" o:hralign="center" o:hrstd="t" o:hr="t" fillcolor="#a0a0a0" stroked="f"/>
+        </w:pict>
+      </w:r>
+    </w:p>
+    <w:p>
+      <w:pPr>
+        <w:rPr>
+          <w:b/>
+          <w:bCs/>
+        </w:rPr>
+      </w:pPr>
+      <w:r>
+        <w:rPr>
+          <w:b/>
+          <w:bCs/>
+        </w:rPr>
+        <w:t>The Leadership Answer</w:t>
+      </w:r>
+    </w:p>
+    <w:p>
+      <w:r>
+        <w:t>"AOT compilation moves all compilation work from runtime to build time, eliminating cold starts entirely. For serverless functions and containerised microservices that scale up and down frequently, AOT is the right choice because startup speed directly impacts user experience and infrastructure cost. For long-running, always-on services with sustained traffic, JIT's runtime optimisation can match or exceed AOT's peak throughput. The choice depends on your deployment model, not just the technology."</w:t>
+      </w:r>
+    </w:p>
     <w:p/>
     <w:sectPr>
       <w:pgSz w:w="11906" w:h="16838"/>
@@ -4389,6 +5806,155 @@
     </w:lvl>
   </w:abstractNum>
   <w:abstractNum w:abstractNumId="1" w15:restartNumberingAfterBreak="0">
+    <w:nsid w:val="315724DE"/>
+    <w:multiLevelType w:val="multilevel"/>
+    <w:tmpl w:val="23389BBE"/>
+    <w:lvl w:ilvl="0">
+      <w:start w:val="1"/>
+      <w:numFmt w:val="bullet"/>
+      <w:lvlText w:val=""/>
+      <w:lvlJc w:val="left"/>
+      <w:pPr>
+        <w:tabs>
+          <w:tab w:val="num" w:pos="720"/>
+        </w:tabs>
+        <w:ind w:left="720" w:hanging="360"/>
+      </w:pPr>
+      <w:rPr>
+        <w:rFonts w:ascii="Symbol" w:hAnsi="Symbol" w:hint="default"/>
+        <w:sz w:val="20"/>
+      </w:rPr>
+    </w:lvl>
+    <w:lvl w:ilvl="1" w:tentative="1">
+      <w:start w:val="1"/>
+      <w:numFmt w:val="bullet"/>
+      <w:lvlText w:val="o"/>
+      <w:lvlJc w:val="left"/>
+      <w:pPr>
+        <w:tabs>
+          <w:tab w:val="num" w:pos="1440"/>
+        </w:tabs>
+        <w:ind w:left="1440" w:hanging="360"/>
+      </w:pPr>
+      <w:rPr>
+        <w:rFonts w:ascii="Courier New" w:hAnsi="Courier New" w:hint="default"/>
+        <w:sz w:val="20"/>
+      </w:rPr>
+    </w:lvl>
+    <w:lvl w:ilvl="2" w:tentative="1">
+      <w:start w:val="1"/>
+      <w:numFmt w:val="bullet"/>
+      <w:lvlText w:val=""/>
+      <w:lvlJc w:val="left"/>
+      <w:pPr>
+        <w:tabs>
+          <w:tab w:val="num" w:pos="2160"/>
+        </w:tabs>
+        <w:ind w:left="2160" w:hanging="360"/>
+      </w:pPr>
+      <w:rPr>
+        <w:rFonts w:ascii="Wingdings" w:hAnsi="Wingdings" w:hint="default"/>
+        <w:sz w:val="20"/>
+      </w:rPr>
+    </w:lvl>
+    <w:lvl w:ilvl="3" w:tentative="1">
+      <w:start w:val="1"/>
+      <w:numFmt w:val="bullet"/>
+      <w:lvlText w:val=""/>
+      <w:lvlJc w:val="left"/>
+      <w:pPr>
+        <w:tabs>
+          <w:tab w:val="num" w:pos="2880"/>
+        </w:tabs>
+        <w:ind w:left="2880" w:hanging="360"/>
+      </w:pPr>
+      <w:rPr>
+        <w:rFonts w:ascii="Wingdings" w:hAnsi="Wingdings" w:hint="default"/>
+        <w:sz w:val="20"/>
+      </w:rPr>
+    </w:lvl>
+    <w:lvl w:ilvl="4" w:tentative="1">
+      <w:start w:val="1"/>
+      <w:numFmt w:val="bullet"/>
+      <w:lvlText w:val=""/>
+      <w:lvlJc w:val="left"/>
+      <w:pPr>
+        <w:tabs>
+          <w:tab w:val="num" w:pos="3600"/>
+        </w:tabs>
+        <w:ind w:left="3600" w:hanging="360"/>
+      </w:pPr>
+      <w:rPr>
+        <w:rFonts w:ascii="Wingdings" w:hAnsi="Wingdings" w:hint="default"/>
+        <w:sz w:val="20"/>
+      </w:rPr>
+    </w:lvl>
+    <w:lvl w:ilvl="5" w:tentative="1">
+      <w:start w:val="1"/>
+      <w:numFmt w:val="bullet"/>
+      <w:lvlText w:val=""/>
+      <w:lvlJc w:val="left"/>
+      <w:pPr>
+        <w:tabs>
+          <w:tab w:val="num" w:pos="4320"/>
+        </w:tabs>
+        <w:ind w:left="4320" w:hanging="360"/>
+      </w:pPr>
+      <w:rPr>
+        <w:rFonts w:ascii="Wingdings" w:hAnsi="Wingdings" w:hint="default"/>
+        <w:sz w:val="20"/>
+      </w:rPr>
+    </w:lvl>
+    <w:lvl w:ilvl="6" w:tentative="1">
+      <w:start w:val="1"/>
+      <w:numFmt w:val="bullet"/>
+      <w:lvlText w:val=""/>
+      <w:lvlJc w:val="left"/>
+      <w:pPr>
+        <w:tabs>
+          <w:tab w:val="num" w:pos="5040"/>
+        </w:tabs>
+        <w:ind w:left="5040" w:hanging="360"/>
+      </w:pPr>
+      <w:rPr>
+        <w:rFonts w:ascii="Wingdings" w:hAnsi="Wingdings" w:hint="default"/>
+        <w:sz w:val="20"/>
+      </w:rPr>
+    </w:lvl>
+    <w:lvl w:ilvl="7" w:tentative="1">
+      <w:start w:val="1"/>
+      <w:numFmt w:val="bullet"/>
+      <w:lvlText w:val=""/>
+      <w:lvlJc w:val="left"/>
+      <w:pPr>
+        <w:tabs>
+          <w:tab w:val="num" w:pos="5760"/>
+        </w:tabs>
+        <w:ind w:left="5760" w:hanging="360"/>
+      </w:pPr>
+      <w:rPr>
+        <w:rFonts w:ascii="Wingdings" w:hAnsi="Wingdings" w:hint="default"/>
+        <w:sz w:val="20"/>
+      </w:rPr>
+    </w:lvl>
+    <w:lvl w:ilvl="8" w:tentative="1">
+      <w:start w:val="1"/>
+      <w:numFmt w:val="bullet"/>
+      <w:lvlText w:val=""/>
+      <w:lvlJc w:val="left"/>
+      <w:pPr>
+        <w:tabs>
+          <w:tab w:val="num" w:pos="6480"/>
+        </w:tabs>
+        <w:ind w:left="6480" w:hanging="360"/>
+      </w:pPr>
+      <w:rPr>
+        <w:rFonts w:ascii="Wingdings" w:hAnsi="Wingdings" w:hint="default"/>
+        <w:sz w:val="20"/>
+      </w:rPr>
+    </w:lvl>
+  </w:abstractNum>
+  <w:abstractNum w:abstractNumId="2" w15:restartNumberingAfterBreak="0">
     <w:nsid w:val="655F371E"/>
     <w:multiLevelType w:val="multilevel"/>
     <w:tmpl w:val="51F24ABA"/>
@@ -4538,10 +6104,13 @@
     </w:lvl>
   </w:abstractNum>
   <w:num w:numId="1" w16cid:durableId="279457049">
-    <w:abstractNumId w:val="1"/>
+    <w:abstractNumId w:val="2"/>
   </w:num>
   <w:num w:numId="2" w16cid:durableId="988050669">
     <w:abstractNumId w:val="0"/>
+  </w:num>
+  <w:num w:numId="3" w16cid:durableId="705253812">
+    <w:abstractNumId w:val="1"/>
   </w:num>
 </w:numbering>
 </file>

--- a/All_About.docx
+++ b/All_About.docx
@@ -5679,6 +5679,809 @@
         <w:t>"AOT compilation moves all compilation work from runtime to build time, eliminating cold starts entirely. For serverless functions and containerised microservices that scale up and down frequently, AOT is the right choice because startup speed directly impacts user experience and infrastructure cost. For long-running, always-on services with sustained traffic, JIT's runtime optimisation can match or exceed AOT's peak throughput. The choice depends on your deployment model, not just the technology."</w:t>
       </w:r>
     </w:p>
+    <w:p>
+      <w:r>
+        <w:t>Honestly — that's the most pragmatic and battle-tested approach, and I'd argue it's what most senior engineers land on after working with both.</w:t>
+      </w:r>
+    </w:p>
+    <w:p>
+      <w:r>
+        <w:lastRenderedPageBreak/>
+        <w:t>Here's my actual take:</w:t>
+      </w:r>
+    </w:p>
+    <w:p>
+      <w:r>
+        <w:pict w14:anchorId="01F6633F">
+          <v:rect id="_x0000_i1311" style="width:0;height:1.5pt" o:hralign="center" o:hrstd="t" o:hr="t" fillcolor="#a0a0a0" stroked="f"/>
+        </w:pict>
+      </w:r>
+    </w:p>
+    <w:p>
+      <w:pPr>
+        <w:rPr>
+          <w:b/>
+          <w:bCs/>
+        </w:rPr>
+      </w:pPr>
+      <w:r>
+        <w:rPr>
+          <w:b/>
+          <w:bCs/>
+        </w:rPr>
+        <w:t>Why the Hybrid Makes Sense</w:t>
+      </w:r>
+    </w:p>
+    <w:p>
+      <w:r>
+        <w:rPr>
+          <w:b/>
+          <w:bCs/>
+        </w:rPr>
+        <w:t>Minimal APIs are genuinely better for:</w:t>
+      </w:r>
+    </w:p>
+    <w:p>
+      <w:r>
+        <w:t>Simple, fast, focused endpoints — your health checks, lightweight reads, single-purpose routes:</w:t>
+      </w:r>
+    </w:p>
+    <w:p>
+      <w:proofErr w:type="spellStart"/>
+      <w:proofErr w:type="gramStart"/>
+      <w:r>
+        <w:t>app.MapGet</w:t>
+      </w:r>
+      <w:proofErr w:type="spellEnd"/>
+      <w:proofErr w:type="gramEnd"/>
+      <w:r>
+        <w:t xml:space="preserve">("/health", () =&gt; </w:t>
+      </w:r>
+      <w:proofErr w:type="spellStart"/>
+      <w:r>
+        <w:t>Results.Ok</w:t>
+      </w:r>
+      <w:proofErr w:type="spellEnd"/>
+      <w:r>
+        <w:t>()</w:t>
+      </w:r>
+      <w:proofErr w:type="gramStart"/>
+      <w:r>
+        <w:t>);</w:t>
+      </w:r>
+      <w:proofErr w:type="gramEnd"/>
+    </w:p>
+    <w:p>
+      <w:proofErr w:type="spellStart"/>
+      <w:proofErr w:type="gramStart"/>
+      <w:r>
+        <w:t>app.MapGet</w:t>
+      </w:r>
+      <w:proofErr w:type="spellEnd"/>
+      <w:proofErr w:type="gramEnd"/>
+      <w:r>
+        <w:t>("/</w:t>
+      </w:r>
+      <w:proofErr w:type="spellStart"/>
+      <w:r>
+        <w:t>api</w:t>
+      </w:r>
+      <w:proofErr w:type="spellEnd"/>
+      <w:r>
+        <w:t xml:space="preserve">/config", () =&gt; </w:t>
+      </w:r>
+      <w:proofErr w:type="spellStart"/>
+      <w:r>
+        <w:t>configService.Get</w:t>
+      </w:r>
+      <w:proofErr w:type="spellEnd"/>
+      <w:r>
+        <w:t>()</w:t>
+      </w:r>
+      <w:proofErr w:type="gramStart"/>
+      <w:r>
+        <w:t>);</w:t>
+      </w:r>
+      <w:proofErr w:type="gramEnd"/>
+    </w:p>
+    <w:p>
+      <w:r>
+        <w:t>No ceremony, no overhead, AOT-friendly, fast cold start. For microservices with a narrow job, this is cleaner than spinning up a full controller.</w:t>
+      </w:r>
+    </w:p>
+    <w:p>
+      <w:r>
+        <w:rPr>
+          <w:b/>
+          <w:bCs/>
+        </w:rPr>
+        <w:t>Controllers are genuinely better for:</w:t>
+      </w:r>
+    </w:p>
+    <w:p>
+      <w:r>
+        <w:t>Complex business logic with multiple concerns:</w:t>
+      </w:r>
+    </w:p>
+    <w:p>
+      <w:r>
+        <w:t>[</w:t>
+      </w:r>
+      <w:proofErr w:type="spellStart"/>
+      <w:r>
+        <w:t>ApiController</w:t>
+      </w:r>
+      <w:proofErr w:type="spellEnd"/>
+      <w:r>
+        <w:t>]</w:t>
+      </w:r>
+    </w:p>
+    <w:p>
+      <w:r>
+        <w:t>[Route("</w:t>
+      </w:r>
+      <w:proofErr w:type="spellStart"/>
+      <w:r>
+        <w:t>api</w:t>
+      </w:r>
+      <w:proofErr w:type="spellEnd"/>
+      <w:r>
+        <w:t>/[controller]")]</w:t>
+      </w:r>
+    </w:p>
+    <w:p>
+      <w:r>
+        <w:t>[Authorize]</w:t>
+      </w:r>
+    </w:p>
+    <w:p>
+      <w:r>
+        <w:t xml:space="preserve">public class </w:t>
+      </w:r>
+      <w:proofErr w:type="spellStart"/>
+      <w:proofErr w:type="gramStart"/>
+      <w:r>
+        <w:t>OrdersController</w:t>
+      </w:r>
+      <w:proofErr w:type="spellEnd"/>
+      <w:r>
+        <w:t xml:space="preserve"> :</w:t>
+      </w:r>
+      <w:proofErr w:type="gramEnd"/>
+      <w:r>
+        <w:t xml:space="preserve"> </w:t>
+      </w:r>
+      <w:proofErr w:type="spellStart"/>
+      <w:r>
+        <w:t>ControllerBase</w:t>
+      </w:r>
+      <w:proofErr w:type="spellEnd"/>
+    </w:p>
+    <w:p>
+      <w:r>
+        <w:t>{</w:t>
+      </w:r>
+    </w:p>
+    <w:p>
+      <w:r>
+        <w:t xml:space="preserve">    // constructor injection</w:t>
+      </w:r>
+    </w:p>
+    <w:p>
+      <w:r>
+        <w:t xml:space="preserve">    // filters</w:t>
+      </w:r>
+    </w:p>
+    <w:p>
+      <w:r>
+        <w:t xml:space="preserve">    // action filters</w:t>
+      </w:r>
+    </w:p>
+    <w:p>
+      <w:r>
+        <w:t xml:space="preserve">    // model validation</w:t>
+      </w:r>
+    </w:p>
+    <w:p>
+      <w:r>
+        <w:t xml:space="preserve">    // complex routing</w:t>
+      </w:r>
+    </w:p>
+    <w:p>
+      <w:r>
+        <w:t>}</w:t>
+      </w:r>
+    </w:p>
+    <w:p>
+      <w:r>
+        <w:t>Controllers give you action filters, model binding, global error handling, attribute-based auth, and a structure that a team of 10 developers can navigate without fighting each other.</w:t>
+      </w:r>
+    </w:p>
+    <w:p>
+      <w:r>
+        <w:pict w14:anchorId="644A17EA">
+          <v:rect id="_x0000_i1312" style="width:0;height:1.5pt" o:hralign="center" o:hrstd="t" o:hr="t" fillcolor="#a0a0a0" stroked="f"/>
+        </w:pict>
+      </w:r>
+    </w:p>
+    <w:p>
+      <w:pPr>
+        <w:rPr>
+          <w:b/>
+          <w:bCs/>
+        </w:rPr>
+      </w:pPr>
+      <w:r>
+        <w:rPr>
+          <w:b/>
+          <w:bCs/>
+        </w:rPr>
+        <w:t>The Real Reason Most Teams End Up Hybrid</w:t>
+      </w:r>
+    </w:p>
+    <w:p>
+      <w:r>
+        <w:lastRenderedPageBreak/>
+        <w:t>When a project starts — minimal APIs feel clean and fast. Then six months later the business logic grows, the team grows, and you need:</w:t>
+      </w:r>
+    </w:p>
+    <w:p>
+      <w:pPr>
+        <w:numPr>
+          <w:ilvl w:val="0"/>
+          <w:numId w:val="4"/>
+        </w:numPr>
+      </w:pPr>
+      <w:r>
+        <w:t>[Authorize] on specific routes</w:t>
+      </w:r>
+    </w:p>
+    <w:p>
+      <w:pPr>
+        <w:numPr>
+          <w:ilvl w:val="0"/>
+          <w:numId w:val="4"/>
+        </w:numPr>
+      </w:pPr>
+      <w:r>
+        <w:t xml:space="preserve">Request validation with </w:t>
+      </w:r>
+      <w:proofErr w:type="spellStart"/>
+      <w:r>
+        <w:t>FluentValidation</w:t>
+      </w:r>
+      <w:proofErr w:type="spellEnd"/>
+    </w:p>
+    <w:p>
+      <w:pPr>
+        <w:numPr>
+          <w:ilvl w:val="0"/>
+          <w:numId w:val="4"/>
+        </w:numPr>
+      </w:pPr>
+      <w:r>
+        <w:t>Global exception handling</w:t>
+      </w:r>
+    </w:p>
+    <w:p>
+      <w:pPr>
+        <w:numPr>
+          <w:ilvl w:val="0"/>
+          <w:numId w:val="4"/>
+        </w:numPr>
+      </w:pPr>
+      <w:r>
+        <w:t>Consistent error response shapes</w:t>
+      </w:r>
+    </w:p>
+    <w:p>
+      <w:pPr>
+        <w:numPr>
+          <w:ilvl w:val="0"/>
+          <w:numId w:val="4"/>
+        </w:numPr>
+      </w:pPr>
+      <w:r>
+        <w:t>Route-level rate limiting</w:t>
+      </w:r>
+    </w:p>
+    <w:p>
+      <w:r>
+        <w:t>Controllers handle all of this more naturally because the framework was designed around them for a decade.</w:t>
+      </w:r>
+    </w:p>
+    <w:p>
+      <w:r>
+        <w:t>But you don't need controllers for everything — your health endpoint, your config endpoint, your simple lookup endpoints? Keep those minimal.</w:t>
+      </w:r>
+    </w:p>
+    <w:p>
+      <w:r>
+        <w:pict w14:anchorId="09845669">
+          <v:rect id="_x0000_i1313" style="width:0;height:1.5pt" o:hralign="center" o:hrstd="t" o:hr="t" fillcolor="#a0a0a0" stroked="f"/>
+        </w:pict>
+      </w:r>
+    </w:p>
+    <w:p>
+      <w:pPr>
+        <w:rPr>
+          <w:b/>
+          <w:bCs/>
+        </w:rPr>
+      </w:pPr>
+      <w:r>
+        <w:rPr>
+          <w:b/>
+          <w:bCs/>
+        </w:rPr>
+        <w:t>How I'd Structure It in Your Project</w:t>
+      </w:r>
+    </w:p>
+    <w:p>
+      <w:proofErr w:type="spellStart"/>
+      <w:r>
+        <w:t>App_with_yml_dot</w:t>
+      </w:r>
+      <w:proofErr w:type="spellEnd"/>
+      <w:r>
+        <w:t>/</w:t>
+      </w:r>
+    </w:p>
+    <w:p>
+      <w:r>
+        <w:t>│</w:t>
+      </w:r>
+    </w:p>
+    <w:p>
+      <w:r>
+        <w:rPr>
+          <w:rFonts w:ascii="MS Gothic" w:eastAsia="MS Gothic" w:hAnsi="MS Gothic" w:cs="MS Gothic" w:hint="eastAsia"/>
+        </w:rPr>
+        <w:t>├</w:t>
+      </w:r>
+      <w:r>
+        <w:rPr>
+          <w:rFonts w:ascii="Aptos" w:hAnsi="Aptos" w:cs="Aptos"/>
+        </w:rPr>
+        <w:t>──</w:t>
+      </w:r>
+      <w:r>
+        <w:t xml:space="preserve"> </w:t>
+      </w:r>
+      <w:proofErr w:type="spellStart"/>
+      <w:r>
+        <w:t>Program.cs</w:t>
+      </w:r>
+      <w:proofErr w:type="spellEnd"/>
+    </w:p>
+    <w:p>
+      <w:r>
+        <w:t>│</w:t>
+      </w:r>
+    </w:p>
+    <w:p>
+      <w:r>
+        <w:rPr>
+          <w:rFonts w:ascii="MS Gothic" w:eastAsia="MS Gothic" w:hAnsi="MS Gothic" w:cs="MS Gothic" w:hint="eastAsia"/>
+        </w:rPr>
+        <w:t>├</w:t>
+      </w:r>
+      <w:r>
+        <w:rPr>
+          <w:rFonts w:ascii="Aptos" w:hAnsi="Aptos" w:cs="Aptos"/>
+        </w:rPr>
+        <w:t>──</w:t>
+      </w:r>
+      <w:r>
+        <w:t xml:space="preserve"> Endpoints/               </w:t>
+      </w:r>
+      <w:r>
+        <w:rPr>
+          <w:rFonts w:ascii="Aptos" w:hAnsi="Aptos" w:cs="Aptos"/>
+        </w:rPr>
+        <w:t>←</w:t>
+      </w:r>
+      <w:r>
+        <w:t xml:space="preserve"> Minimal APIs (simple, fast routes)</w:t>
+      </w:r>
+    </w:p>
+    <w:p>
+      <w:r>
+        <w:t xml:space="preserve">│   </w:t>
+      </w:r>
+      <w:r>
+        <w:rPr>
+          <w:rFonts w:ascii="MS Gothic" w:eastAsia="MS Gothic" w:hAnsi="MS Gothic" w:cs="MS Gothic" w:hint="eastAsia"/>
+        </w:rPr>
+        <w:t>├</w:t>
+      </w:r>
+      <w:r>
+        <w:rPr>
+          <w:rFonts w:ascii="Aptos" w:hAnsi="Aptos" w:cs="Aptos"/>
+        </w:rPr>
+        <w:t>──</w:t>
+      </w:r>
+      <w:r>
+        <w:t xml:space="preserve"> </w:t>
+      </w:r>
+      <w:proofErr w:type="spellStart"/>
+      <w:r>
+        <w:t>HealthEndpoints.cs</w:t>
+      </w:r>
+      <w:proofErr w:type="spellEnd"/>
+    </w:p>
+    <w:p>
+      <w:r>
+        <w:t xml:space="preserve">│   └── </w:t>
+      </w:r>
+      <w:proofErr w:type="spellStart"/>
+      <w:r>
+        <w:t>ConfigEndpoints.cs</w:t>
+      </w:r>
+      <w:proofErr w:type="spellEnd"/>
+    </w:p>
+    <w:p>
+      <w:r>
+        <w:t>│</w:t>
+      </w:r>
+    </w:p>
+    <w:p>
+      <w:r>
+        <w:rPr>
+          <w:rFonts w:ascii="MS Gothic" w:eastAsia="MS Gothic" w:hAnsi="MS Gothic" w:cs="MS Gothic" w:hint="eastAsia"/>
+        </w:rPr>
+        <w:t>├</w:t>
+      </w:r>
+      <w:r>
+        <w:rPr>
+          <w:rFonts w:ascii="Aptos" w:hAnsi="Aptos" w:cs="Aptos"/>
+        </w:rPr>
+        <w:t>──</w:t>
+      </w:r>
+      <w:r>
+        <w:t xml:space="preserve"> Controllers/             </w:t>
+      </w:r>
+      <w:r>
+        <w:rPr>
+          <w:rFonts w:ascii="Aptos" w:hAnsi="Aptos" w:cs="Aptos"/>
+        </w:rPr>
+        <w:t>←</w:t>
+      </w:r>
+      <w:r>
+        <w:t xml:space="preserve"> Controllers (complex business logic)</w:t>
+      </w:r>
+    </w:p>
+    <w:p>
+      <w:r>
+        <w:t xml:space="preserve">│   </w:t>
+      </w:r>
+      <w:r>
+        <w:rPr>
+          <w:rFonts w:ascii="MS Gothic" w:eastAsia="MS Gothic" w:hAnsi="MS Gothic" w:cs="MS Gothic" w:hint="eastAsia"/>
+        </w:rPr>
+        <w:t>├</w:t>
+      </w:r>
+      <w:r>
+        <w:rPr>
+          <w:rFonts w:ascii="Aptos" w:hAnsi="Aptos" w:cs="Aptos"/>
+        </w:rPr>
+        <w:t>──</w:t>
+      </w:r>
+      <w:r>
+        <w:t xml:space="preserve"> </w:t>
+      </w:r>
+      <w:proofErr w:type="spellStart"/>
+      <w:r>
+        <w:t>OrdersController.cs</w:t>
+      </w:r>
+      <w:proofErr w:type="spellEnd"/>
+    </w:p>
+    <w:p>
+      <w:r>
+        <w:t xml:space="preserve">│   </w:t>
+      </w:r>
+      <w:r>
+        <w:rPr>
+          <w:rFonts w:ascii="MS Gothic" w:eastAsia="MS Gothic" w:hAnsi="MS Gothic" w:cs="MS Gothic" w:hint="eastAsia"/>
+        </w:rPr>
+        <w:t>├</w:t>
+      </w:r>
+      <w:r>
+        <w:rPr>
+          <w:rFonts w:ascii="Aptos" w:hAnsi="Aptos" w:cs="Aptos"/>
+        </w:rPr>
+        <w:t>──</w:t>
+      </w:r>
+      <w:r>
+        <w:t xml:space="preserve"> </w:t>
+      </w:r>
+      <w:proofErr w:type="spellStart"/>
+      <w:r>
+        <w:t>UsersController.cs</w:t>
+      </w:r>
+      <w:proofErr w:type="spellEnd"/>
+    </w:p>
+    <w:p>
+      <w:r>
+        <w:t xml:space="preserve">│   └── </w:t>
+      </w:r>
+      <w:proofErr w:type="spellStart"/>
+      <w:r>
+        <w:t>ProductsController.cs</w:t>
+      </w:r>
+      <w:proofErr w:type="spellEnd"/>
+    </w:p>
+    <w:p>
+      <w:r>
+        <w:t>│</w:t>
+      </w:r>
+    </w:p>
+    <w:p>
+      <w:r>
+        <w:t>└── Services/                ← Business logic (shared by both)</w:t>
+      </w:r>
+    </w:p>
+    <w:p>
+      <w:r>
+        <w:t xml:space="preserve">    </w:t>
+      </w:r>
+      <w:r>
+        <w:rPr>
+          <w:rFonts w:ascii="MS Gothic" w:eastAsia="MS Gothic" w:hAnsi="MS Gothic" w:cs="MS Gothic" w:hint="eastAsia"/>
+        </w:rPr>
+        <w:t>├</w:t>
+      </w:r>
+      <w:r>
+        <w:rPr>
+          <w:rFonts w:ascii="Aptos" w:hAnsi="Aptos" w:cs="Aptos"/>
+        </w:rPr>
+        <w:t>──</w:t>
+      </w:r>
+      <w:r>
+        <w:t xml:space="preserve"> </w:t>
+      </w:r>
+      <w:proofErr w:type="spellStart"/>
+      <w:r>
+        <w:t>OrderService.cs</w:t>
+      </w:r>
+      <w:proofErr w:type="spellEnd"/>
+    </w:p>
+    <w:p>
+      <w:r>
+        <w:t xml:space="preserve">    └── </w:t>
+      </w:r>
+      <w:proofErr w:type="spellStart"/>
+      <w:r>
+        <w:t>UserService.cs</w:t>
+      </w:r>
+      <w:proofErr w:type="spellEnd"/>
+    </w:p>
+    <w:p>
+      <w:r>
+        <w:lastRenderedPageBreak/>
+        <w:t xml:space="preserve">And in </w:t>
+      </w:r>
+      <w:proofErr w:type="spellStart"/>
+      <w:r>
+        <w:t>Program.cs</w:t>
+      </w:r>
+      <w:proofErr w:type="spellEnd"/>
+      <w:r>
+        <w:t>:</w:t>
+      </w:r>
+    </w:p>
+    <w:p>
+      <w:r>
+        <w:t>// Register controller support</w:t>
+      </w:r>
+    </w:p>
+    <w:p>
+      <w:proofErr w:type="spellStart"/>
+      <w:proofErr w:type="gramStart"/>
+      <w:r>
+        <w:t>builder.Services.AddControllers</w:t>
+      </w:r>
+      <w:proofErr w:type="spellEnd"/>
+      <w:proofErr w:type="gramEnd"/>
+      <w:r>
+        <w:t>(</w:t>
+      </w:r>
+      <w:proofErr w:type="gramStart"/>
+      <w:r>
+        <w:t>);</w:t>
+      </w:r>
+      <w:proofErr w:type="gramEnd"/>
+    </w:p>
+    <w:p/>
+    <w:p>
+      <w:r>
+        <w:t>// Map both</w:t>
+      </w:r>
+    </w:p>
+    <w:p>
+      <w:proofErr w:type="spellStart"/>
+      <w:proofErr w:type="gramStart"/>
+      <w:r>
+        <w:t>app.MapControllers</w:t>
+      </w:r>
+      <w:proofErr w:type="spellEnd"/>
+      <w:proofErr w:type="gramEnd"/>
+      <w:r>
+        <w:t>(</w:t>
+      </w:r>
+      <w:proofErr w:type="gramStart"/>
+      <w:r>
+        <w:t xml:space="preserve">);   </w:t>
+      </w:r>
+      <w:proofErr w:type="gramEnd"/>
+      <w:r>
+        <w:t xml:space="preserve">       // controllers</w:t>
+      </w:r>
+    </w:p>
+    <w:p>
+      <w:proofErr w:type="spellStart"/>
+      <w:proofErr w:type="gramStart"/>
+      <w:r>
+        <w:t>app.MapHealthEndpoints</w:t>
+      </w:r>
+      <w:proofErr w:type="spellEnd"/>
+      <w:proofErr w:type="gramEnd"/>
+      <w:r>
+        <w:t>(</w:t>
+      </w:r>
+      <w:proofErr w:type="gramStart"/>
+      <w:r>
+        <w:t xml:space="preserve">);   </w:t>
+      </w:r>
+      <w:proofErr w:type="gramEnd"/>
+      <w:r>
+        <w:t xml:space="preserve">   // minimal</w:t>
+      </w:r>
+    </w:p>
+    <w:p>
+      <w:proofErr w:type="spellStart"/>
+      <w:proofErr w:type="gramStart"/>
+      <w:r>
+        <w:t>app.MapConfigEndpoints</w:t>
+      </w:r>
+      <w:proofErr w:type="spellEnd"/>
+      <w:proofErr w:type="gramEnd"/>
+      <w:r>
+        <w:t>(</w:t>
+      </w:r>
+      <w:proofErr w:type="gramStart"/>
+      <w:r>
+        <w:t xml:space="preserve">);   </w:t>
+      </w:r>
+      <w:proofErr w:type="gramEnd"/>
+      <w:r>
+        <w:t xml:space="preserve">   // minimal</w:t>
+      </w:r>
+    </w:p>
+    <w:p>
+      <w:r>
+        <w:pict w14:anchorId="34F3C1ED">
+          <v:rect id="_x0000_i1314" style="width:0;height:1.5pt" o:hralign="center" o:hrstd="t" o:hr="t" fillcolor="#a0a0a0" stroked="f"/>
+        </w:pict>
+      </w:r>
+    </w:p>
+    <w:p>
+      <w:pPr>
+        <w:rPr>
+          <w:b/>
+          <w:bCs/>
+        </w:rPr>
+      </w:pPr>
+      <w:r>
+        <w:rPr>
+          <w:b/>
+          <w:bCs/>
+        </w:rPr>
+        <w:t>The One Rule I'd Set for the Team</w:t>
+      </w:r>
+    </w:p>
+    <w:p>
+      <w:r>
+        <w:rPr>
+          <w:b/>
+          <w:bCs/>
+        </w:rPr>
+        <w:t>Don't mix them randomly.</w:t>
+      </w:r>
+      <w:r>
+        <w:t xml:space="preserve"> Pick a clear boundary:</w:t>
+      </w:r>
+    </w:p>
+    <w:p>
+      <w:r>
+        <w:t xml:space="preserve">Minimal </w:t>
+      </w:r>
+      <w:proofErr w:type="gramStart"/>
+      <w:r>
+        <w:t>API  →</w:t>
+      </w:r>
+      <w:proofErr w:type="gramEnd"/>
+      <w:r>
+        <w:t xml:space="preserve"> stateless, simple, no business logic, </w:t>
+      </w:r>
+    </w:p>
+    <w:p>
+      <w:r>
+        <w:t xml:space="preserve">               read-heavy, single-concern endpoints</w:t>
+      </w:r>
+    </w:p>
+    <w:p/>
+    <w:p>
+      <w:r>
+        <w:t xml:space="preserve">Controller   → anything with auth, validation, </w:t>
+      </w:r>
+    </w:p>
+    <w:p>
+      <w:r>
+        <w:t xml:space="preserve">               complex logic, team-facing, write operations</w:t>
+      </w:r>
+    </w:p>
+    <w:p>
+      <w:r>
+        <w:t xml:space="preserve">If someone on your team </w:t>
+      </w:r>
+      <w:proofErr w:type="gramStart"/>
+      <w:r>
+        <w:t>has to</w:t>
+      </w:r>
+      <w:proofErr w:type="gramEnd"/>
+      <w:r>
+        <w:t xml:space="preserve"> think for more than 5 seconds about where a new endpoint goes — your boundary isn't clear enough.</w:t>
+      </w:r>
+    </w:p>
+    <w:p>
+      <w:r>
+        <w:pict w14:anchorId="06637B64">
+          <v:rect id="_x0000_i1315" style="width:0;height:1.5pt" o:hralign="center" o:hrstd="t" o:hr="t" fillcolor="#a0a0a0" stroked="f"/>
+        </w:pict>
+      </w:r>
+    </w:p>
+    <w:p>
+      <w:pPr>
+        <w:rPr>
+          <w:b/>
+          <w:bCs/>
+        </w:rPr>
+      </w:pPr>
+      <w:r>
+        <w:rPr>
+          <w:b/>
+          <w:bCs/>
+        </w:rPr>
+        <w:t>The Leadership Answer</w:t>
+      </w:r>
+    </w:p>
+    <w:p>
+      <w:r>
+        <w:t xml:space="preserve">"I use a hybrid approach deliberately — minimal APIs for lightweight, high-performance, single-purpose routes and controllers for complex business domains. The key is a clear team convention on which pattern applies </w:t>
+      </w:r>
+      <w:proofErr w:type="gramStart"/>
+      <w:r>
+        <w:t>where</w:t>
+      </w:r>
+      <w:proofErr w:type="gramEnd"/>
+      <w:r>
+        <w:t>. The worst outcome is a codebase where both are used interchangeably with no reasoning — that's harder to maintain than picking either one purely."</w:t>
+      </w:r>
+    </w:p>
+    <w:p>
+      <w:r>
+        <w:t xml:space="preserve">What's your current project leaning towards — more CRUD-heavy or more complex business logic? That would determine how much of each I'd </w:t>
+      </w:r>
+      <w:proofErr w:type="gramStart"/>
+      <w:r>
+        <w:t>actually use</w:t>
+      </w:r>
+      <w:proofErr w:type="gramEnd"/>
+      <w:r>
+        <w:t>.</w:t>
+      </w:r>
+    </w:p>
     <w:p/>
     <w:sectPr>
       <w:pgSz w:w="11906" w:h="16838"/>
@@ -5693,6 +6496,155 @@
 <file path=word/numbering.xml><?xml version="1.0" encoding="utf-8"?>
 <w:numbering xmlns:wpc="http://schemas.microsoft.com/office/word/2010/wordprocessingCanvas" xmlns:cx="http://schemas.microsoft.com/office/drawing/2014/chartex" xmlns:cx1="http://schemas.microsoft.com/office/drawing/2015/9/8/chartex" xmlns:cx2="http://schemas.microsoft.com/office/drawing/2015/10/21/chartex" xmlns:cx3="http://schemas.microsoft.com/office/drawing/2016/5/9/chartex" xmlns:cx4="http://schemas.microsoft.com/office/drawing/2016/5/10/chartex" xmlns:cx5="http://schemas.microsoft.com/office/drawing/2016/5/11/chartex" xmlns:cx6="http://schemas.microsoft.com/office/drawing/2016/5/12/chartex" xmlns:cx7="http://schemas.microsoft.com/office/drawing/2016/5/13/chartex" xmlns:cx8="http://schemas.microsoft.com/office/drawing/2016/5/14/chartex" xmlns:mc="http://schemas.openxmlformats.org/markup-compatibility/2006" xmlns:aink="http://schemas.microsoft.com/office/drawing/2016/ink" xmlns:am3d="http://schemas.microsoft.com/office/drawing/2017/model3d" xmlns:o="urn:schemas-microsoft-com:office:office" xmlns:oel="http://schemas.microsoft.com/office/2019/extlst" xmlns:r="http://schemas.openxmlformats.org/officeDocument/2006/relationships" xmlns:m="http://schemas.openxmlformats.org/officeDocument/2006/math" xmlns:v="urn:schemas-microsoft-com:vml" xmlns:wp14="http://schemas.microsoft.com/office/word/2010/wordprocessingDrawing" xmlns:wp="http://schemas.openxmlformats.org/drawingml/2006/wordprocessingDrawing" xmlns:w10="urn:schemas-microsoft-com:office:word" xmlns:w="http://schemas.openxmlformats.org/wordprocessingml/2006/main" xmlns:w14="http://schemas.microsoft.com/office/word/2010/wordml" xmlns:w15="http://schemas.microsoft.com/office/word/2012/wordml" xmlns:w16cex="http://schemas.microsoft.com/office/word/2018/wordml/cex" xmlns:w16cid="http://schemas.microsoft.com/office/word/2016/wordml/cid" xmlns:w16="http://schemas.microsoft.com/office/word/2018/wordml" xmlns:w16du="http://schemas.microsoft.com/office/word/2023/wordml/word16du" xmlns:w16sdtdh="http://schemas.microsoft.com/office/word/2020/wordml/sdtdatahash" xmlns:w16sdtfl="http://schemas.microsoft.com/office/word/2024/wordml/sdtformatlock" xmlns:w16se="http://schemas.microsoft.com/office/word/2015/wordml/symex" xmlns:wpg="http://schemas.microsoft.com/office/word/2010/wordprocessingGroup" xmlns:wpi="http://schemas.microsoft.com/office/word/2010/wordprocessingInk" xmlns:wne="http://schemas.microsoft.com/office/word/2006/wordml" xmlns:wps="http://schemas.microsoft.com/office/word/2010/wordprocessingShape" mc:Ignorable="w14 w15 w16se w16cid w16 w16cex w16sdtdh w16sdtfl w16du wp14">
   <w:abstractNum w:abstractNumId="0" w15:restartNumberingAfterBreak="0">
+    <w:nsid w:val="29280E38"/>
+    <w:multiLevelType w:val="multilevel"/>
+    <w:tmpl w:val="46FA59CA"/>
+    <w:lvl w:ilvl="0">
+      <w:start w:val="1"/>
+      <w:numFmt w:val="bullet"/>
+      <w:lvlText w:val=""/>
+      <w:lvlJc w:val="left"/>
+      <w:pPr>
+        <w:tabs>
+          <w:tab w:val="num" w:pos="720"/>
+        </w:tabs>
+        <w:ind w:left="720" w:hanging="360"/>
+      </w:pPr>
+      <w:rPr>
+        <w:rFonts w:ascii="Symbol" w:hAnsi="Symbol" w:hint="default"/>
+        <w:sz w:val="20"/>
+      </w:rPr>
+    </w:lvl>
+    <w:lvl w:ilvl="1" w:tentative="1">
+      <w:start w:val="1"/>
+      <w:numFmt w:val="bullet"/>
+      <w:lvlText w:val="o"/>
+      <w:lvlJc w:val="left"/>
+      <w:pPr>
+        <w:tabs>
+          <w:tab w:val="num" w:pos="1440"/>
+        </w:tabs>
+        <w:ind w:left="1440" w:hanging="360"/>
+      </w:pPr>
+      <w:rPr>
+        <w:rFonts w:ascii="Courier New" w:hAnsi="Courier New" w:hint="default"/>
+        <w:sz w:val="20"/>
+      </w:rPr>
+    </w:lvl>
+    <w:lvl w:ilvl="2" w:tentative="1">
+      <w:start w:val="1"/>
+      <w:numFmt w:val="bullet"/>
+      <w:lvlText w:val=""/>
+      <w:lvlJc w:val="left"/>
+      <w:pPr>
+        <w:tabs>
+          <w:tab w:val="num" w:pos="2160"/>
+        </w:tabs>
+        <w:ind w:left="2160" w:hanging="360"/>
+      </w:pPr>
+      <w:rPr>
+        <w:rFonts w:ascii="Wingdings" w:hAnsi="Wingdings" w:hint="default"/>
+        <w:sz w:val="20"/>
+      </w:rPr>
+    </w:lvl>
+    <w:lvl w:ilvl="3" w:tentative="1">
+      <w:start w:val="1"/>
+      <w:numFmt w:val="bullet"/>
+      <w:lvlText w:val=""/>
+      <w:lvlJc w:val="left"/>
+      <w:pPr>
+        <w:tabs>
+          <w:tab w:val="num" w:pos="2880"/>
+        </w:tabs>
+        <w:ind w:left="2880" w:hanging="360"/>
+      </w:pPr>
+      <w:rPr>
+        <w:rFonts w:ascii="Wingdings" w:hAnsi="Wingdings" w:hint="default"/>
+        <w:sz w:val="20"/>
+      </w:rPr>
+    </w:lvl>
+    <w:lvl w:ilvl="4" w:tentative="1">
+      <w:start w:val="1"/>
+      <w:numFmt w:val="bullet"/>
+      <w:lvlText w:val=""/>
+      <w:lvlJc w:val="left"/>
+      <w:pPr>
+        <w:tabs>
+          <w:tab w:val="num" w:pos="3600"/>
+        </w:tabs>
+        <w:ind w:left="3600" w:hanging="360"/>
+      </w:pPr>
+      <w:rPr>
+        <w:rFonts w:ascii="Wingdings" w:hAnsi="Wingdings" w:hint="default"/>
+        <w:sz w:val="20"/>
+      </w:rPr>
+    </w:lvl>
+    <w:lvl w:ilvl="5" w:tentative="1">
+      <w:start w:val="1"/>
+      <w:numFmt w:val="bullet"/>
+      <w:lvlText w:val=""/>
+      <w:lvlJc w:val="left"/>
+      <w:pPr>
+        <w:tabs>
+          <w:tab w:val="num" w:pos="4320"/>
+        </w:tabs>
+        <w:ind w:left="4320" w:hanging="360"/>
+      </w:pPr>
+      <w:rPr>
+        <w:rFonts w:ascii="Wingdings" w:hAnsi="Wingdings" w:hint="default"/>
+        <w:sz w:val="20"/>
+      </w:rPr>
+    </w:lvl>
+    <w:lvl w:ilvl="6" w:tentative="1">
+      <w:start w:val="1"/>
+      <w:numFmt w:val="bullet"/>
+      <w:lvlText w:val=""/>
+      <w:lvlJc w:val="left"/>
+      <w:pPr>
+        <w:tabs>
+          <w:tab w:val="num" w:pos="5040"/>
+        </w:tabs>
+        <w:ind w:left="5040" w:hanging="360"/>
+      </w:pPr>
+      <w:rPr>
+        <w:rFonts w:ascii="Wingdings" w:hAnsi="Wingdings" w:hint="default"/>
+        <w:sz w:val="20"/>
+      </w:rPr>
+    </w:lvl>
+    <w:lvl w:ilvl="7" w:tentative="1">
+      <w:start w:val="1"/>
+      <w:numFmt w:val="bullet"/>
+      <w:lvlText w:val=""/>
+      <w:lvlJc w:val="left"/>
+      <w:pPr>
+        <w:tabs>
+          <w:tab w:val="num" w:pos="5760"/>
+        </w:tabs>
+        <w:ind w:left="5760" w:hanging="360"/>
+      </w:pPr>
+      <w:rPr>
+        <w:rFonts w:ascii="Wingdings" w:hAnsi="Wingdings" w:hint="default"/>
+        <w:sz w:val="20"/>
+      </w:rPr>
+    </w:lvl>
+    <w:lvl w:ilvl="8" w:tentative="1">
+      <w:start w:val="1"/>
+      <w:numFmt w:val="bullet"/>
+      <w:lvlText w:val=""/>
+      <w:lvlJc w:val="left"/>
+      <w:pPr>
+        <w:tabs>
+          <w:tab w:val="num" w:pos="6480"/>
+        </w:tabs>
+        <w:ind w:left="6480" w:hanging="360"/>
+      </w:pPr>
+      <w:rPr>
+        <w:rFonts w:ascii="Wingdings" w:hAnsi="Wingdings" w:hint="default"/>
+        <w:sz w:val="20"/>
+      </w:rPr>
+    </w:lvl>
+  </w:abstractNum>
+  <w:abstractNum w:abstractNumId="1" w15:restartNumberingAfterBreak="0">
     <w:nsid w:val="2EC564DE"/>
     <w:multiLevelType w:val="multilevel"/>
     <w:tmpl w:val="B60C79A6"/>
@@ -5805,7 +6757,7 @@
       </w:pPr>
     </w:lvl>
   </w:abstractNum>
-  <w:abstractNum w:abstractNumId="1" w15:restartNumberingAfterBreak="0">
+  <w:abstractNum w:abstractNumId="2" w15:restartNumberingAfterBreak="0">
     <w:nsid w:val="315724DE"/>
     <w:multiLevelType w:val="multilevel"/>
     <w:tmpl w:val="23389BBE"/>
@@ -5954,7 +6906,7 @@
       </w:rPr>
     </w:lvl>
   </w:abstractNum>
-  <w:abstractNum w:abstractNumId="2" w15:restartNumberingAfterBreak="0">
+  <w:abstractNum w:abstractNumId="3" w15:restartNumberingAfterBreak="0">
     <w:nsid w:val="655F371E"/>
     <w:multiLevelType w:val="multilevel"/>
     <w:tmpl w:val="51F24ABA"/>
@@ -6104,13 +7056,16 @@
     </w:lvl>
   </w:abstractNum>
   <w:num w:numId="1" w16cid:durableId="279457049">
+    <w:abstractNumId w:val="3"/>
+  </w:num>
+  <w:num w:numId="2" w16cid:durableId="988050669">
+    <w:abstractNumId w:val="1"/>
+  </w:num>
+  <w:num w:numId="3" w16cid:durableId="705253812">
     <w:abstractNumId w:val="2"/>
   </w:num>
-  <w:num w:numId="2" w16cid:durableId="988050669">
+  <w:num w:numId="4" w16cid:durableId="2027172567">
     <w:abstractNumId w:val="0"/>
-  </w:num>
-  <w:num w:numId="3" w16cid:durableId="705253812">
-    <w:abstractNumId w:val="1"/>
   </w:num>
 </w:numbering>
 </file>
